--- a/generador/plantillas/4_Invitacion_seleccion.docx
+++ b/generador/plantillas/4_Invitacion_seleccion.docx
@@ -61,39 +61,16 @@
           <w:lang w:val="es-ES_tradnl"/>
         </w:rPr>
       </w:pPr>
-      <w:sdt>
-        <w:sdtPr>
-          <w:rPr>
-            <w:rFonts w:ascii="Titillium Web" w:hAnsi="Titillium Web"/>
-            <w:spacing w:val="-3"/>
-            <w:sz w:val="22"/>
-            <w:szCs w:val="22"/>
-            <w:lang w:val="es-ES_tradnl"/>
-          </w:rPr>
-          <w:id w:val="471178305"/>
-          <w:placeholder>
-            <w:docPart w:val="87D39CB4267B4849B1D7D71474F42BF5"/>
-          </w:placeholder>
-          <w:comboBox>
-            <w:listItem w:value="Elija un elemento."/>
-            <w:listItem w:displayText="Señor" w:value="Señor"/>
-            <w:listItem w:displayText="Señora" w:value="Señora"/>
-            <w:listItem w:displayText="Señores" w:value="Señores"/>
-          </w:comboBox>
-        </w:sdtPr>
-        <w:sdtContent>
-          <w:r>
-            <w:rPr>
-              <w:rFonts w:ascii="Titillium Web" w:hAnsi="Titillium Web"/>
-              <w:spacing w:val="-3"/>
-              <w:sz w:val="22"/>
-              <w:szCs w:val="22"/>
-              <w:lang w:val="es-ES_tradnl"/>
-            </w:rPr>
-            <w:t>Señor</w:t>
-          </w:r>
-        </w:sdtContent>
-      </w:sdt>
+      <w:r>
+        <w:rPr>
+          <w:rFonts w:ascii="Titillium Web" w:hAnsi="Titillium Web"/>
+          <w:spacing w:val="-3"/>
+          <w:sz w:val="22"/>
+          <w:szCs w:val="22"/>
+          <w:lang w:val="es-ES_tradnl"/>
+        </w:rPr>
+        <w:t xml:space="preserve">{proveedorTrato}</w:t>
+      </w:r>
       <w:r>
         <w:rPr>
           <w:rFonts w:ascii="Titillium Web" w:hAnsi="Titillium Web"/>
@@ -275,40 +252,16 @@
         </w:rPr>
         <w:t xml:space="preserve"> </w:t>
       </w:r>
-      <w:sdt>
-        <w:sdtPr>
-          <w:rPr>
-            <w:rFonts w:ascii="Titillium Web" w:hAnsi="Titillium Web"/>
-            <w:spacing w:val="-3"/>
-            <w:sz w:val="22"/>
-            <w:szCs w:val="22"/>
-            <w:lang w:val="es-EC"/>
-          </w:rPr>
-          <w:alias w:val="Bien o servicio"/>
-          <w:tag w:val="Bien o servicio"/>
-          <w:id w:val="-1633086240"/>
-          <w:placeholder>
-            <w:docPart w:val="66783449CEF541F2B96C6B0133672A23"/>
-          </w:placeholder>
-          <w:temporary/>
-          <w:comboBox>
-            <w:listItem w:displayText="adquisición del bien" w:value="adquisición del bien"/>
-            <w:listItem w:displayText="contratación del servicio" w:value="contratación del servicio"/>
-          </w:comboBox>
-        </w:sdtPr>
-        <w:sdtContent>
-          <w:r>
-            <w:rPr>
-              <w:rFonts w:ascii="Titillium Web" w:hAnsi="Titillium Web"/>
-              <w:spacing w:val="-3"/>
-              <w:sz w:val="22"/>
-              <w:szCs w:val="22"/>
-              <w:lang w:val="es-EC"/>
-            </w:rPr>
-            <w:t>adquisición del bien/ contratación del servicio</w:t>
-          </w:r>
-        </w:sdtContent>
-      </w:sdt>
+      <w:r>
+        <w:rPr>
+          <w:rFonts w:ascii="Titillium Web" w:hAnsi="Titillium Web"/>
+          <w:spacing w:val="-3"/>
+          <w:sz w:val="22"/>
+          <w:szCs w:val="22"/>
+          <w:lang w:val="es-EC"/>
+        </w:rPr>
+        <w:t xml:space="preserve">{adquisicionBienContratacionServicio}</w:t>
+      </w:r>
       <w:r>
         <w:rPr>
           <w:rFonts w:ascii="Titillium Web" w:hAnsi="Titillium Web"/>
@@ -343,38 +296,16 @@
         </w:rPr>
         <w:t xml:space="preserve">, conforme a los requerimientos técnicos y condiciones determinados por </w:t>
       </w:r>
-      <w:sdt>
-        <w:sdtPr>
-          <w:rPr>
-            <w:rFonts w:ascii="Titillium Web" w:hAnsi="Titillium Web"/>
-            <w:spacing w:val="-3"/>
-            <w:sz w:val="22"/>
-            <w:szCs w:val="22"/>
-            <w:lang w:val="es-EC"/>
-          </w:rPr>
-          <w:id w:val="2046713925"/>
-          <w:placeholder>
-            <w:docPart w:val="214D013B888F46D0BA5B07811F2CDC35"/>
-          </w:placeholder>
-          <w:temporary/>
-          <w:comboBox>
-            <w:listItem w:displayText="el" w:value="el"/>
-            <w:listItem w:displayText="la" w:value="la"/>
-          </w:comboBox>
-        </w:sdtPr>
-        <w:sdtContent>
-          <w:r>
-            <w:rPr>
-              <w:rFonts w:ascii="Titillium Web" w:hAnsi="Titillium Web"/>
-              <w:spacing w:val="-3"/>
-              <w:sz w:val="22"/>
-              <w:szCs w:val="22"/>
-              <w:lang w:val="es-EC"/>
-            </w:rPr>
-            <w:t>el/la</w:t>
-          </w:r>
-        </w:sdtContent>
-      </w:sdt>
+      <w:r>
+        <w:rPr>
+          <w:rFonts w:ascii="Titillium Web" w:hAnsi="Titillium Web"/>
+          <w:spacing w:val="-3"/>
+          <w:sz w:val="22"/>
+          <w:szCs w:val="22"/>
+          <w:lang w:val="es-EC"/>
+        </w:rPr>
+        <w:t xml:space="preserve">{ellaAP}</w:t>
+      </w:r>
       <w:r>
         <w:rPr>
           <w:rFonts w:ascii="Titillium Web" w:hAnsi="Titillium Web"/>
@@ -844,40 +775,16 @@
         </w:rPr>
         <w:t xml:space="preserve">El plazo para la entrega </w:t>
       </w:r>
-      <w:sdt>
-        <w:sdtPr>
-          <w:rPr>
-            <w:rFonts w:ascii="Titillium Web" w:hAnsi="Titillium Web"/>
-            <w:spacing w:val="-3"/>
-            <w:sz w:val="22"/>
-            <w:szCs w:val="22"/>
-            <w:lang w:val="es-EC"/>
-          </w:rPr>
-          <w:id w:val="1672444235"/>
-          <w:placeholder>
-            <w:docPart w:val="BD5F0377DC824DA388020D344BCCF2BA"/>
-          </w:placeholder>
-          <w:temporary/>
-          <w:comboBox>
-            <w:listItem w:displayText="del bien" w:value="del bien"/>
-            <w:listItem w:displayText="de los bienes" w:value="de los bienes"/>
-            <w:listItem w:displayText="del servicio" w:value="del servicio"/>
-            <w:listItem w:displayText="de los servicios" w:value="de los servicios"/>
-          </w:comboBox>
-        </w:sdtPr>
-        <w:sdtContent>
-          <w:r>
-            <w:rPr>
-              <w:rFonts w:ascii="Titillium Web" w:hAnsi="Titillium Web"/>
-              <w:spacing w:val="-3"/>
-              <w:sz w:val="22"/>
-              <w:szCs w:val="22"/>
-              <w:lang w:val="es-EC"/>
-            </w:rPr>
-            <w:t>del/los bien/bienes/servicio/servicios</w:t>
-          </w:r>
-        </w:sdtContent>
-      </w:sdt>
+      <w:r>
+        <w:rPr>
+          <w:rFonts w:ascii="Titillium Web" w:hAnsi="Titillium Web"/>
+          <w:spacing w:val="-3"/>
+          <w:sz w:val="22"/>
+          <w:szCs w:val="22"/>
+          <w:lang w:val="es-EC"/>
+        </w:rPr>
+        <w:t xml:space="preserve">{delBienDelServicio}</w:t>
+      </w:r>
       <w:r>
         <w:rPr>
           <w:rFonts w:ascii="Titillium Web" w:hAnsi="Titillium Web"/>
@@ -888,38 +795,16 @@
         </w:rPr>
         <w:t xml:space="preserve"> es de {plazo} </w:t>
       </w:r>
-      <w:sdt>
-        <w:sdtPr>
-          <w:rPr>
-            <w:rFonts w:ascii="Titillium Web" w:hAnsi="Titillium Web"/>
-            <w:spacing w:val="-3"/>
-            <w:sz w:val="22"/>
-            <w:szCs w:val="22"/>
-            <w:lang w:val="es-EC"/>
-          </w:rPr>
-          <w:id w:val="1694655629"/>
-          <w:placeholder>
-            <w:docPart w:val="A5078527928C4A328350F4A8DC8A84A7"/>
-          </w:placeholder>
-          <w:temporary/>
-          <w:comboBox>
-            <w:listItem w:displayText="día" w:value="día"/>
-            <w:listItem w:displayText="días" w:value="días"/>
-          </w:comboBox>
-        </w:sdtPr>
-        <w:sdtContent>
-          <w:r>
-            <w:rPr>
-              <w:rFonts w:ascii="Titillium Web" w:hAnsi="Titillium Web"/>
-              <w:spacing w:val="-3"/>
-              <w:sz w:val="22"/>
-              <w:szCs w:val="22"/>
-              <w:lang w:val="es-EC"/>
-            </w:rPr>
-            <w:t>día/s</w:t>
-          </w:r>
-        </w:sdtContent>
-      </w:sdt>
+      <w:r>
+        <w:rPr>
+          <w:rFonts w:ascii="Titillium Web" w:hAnsi="Titillium Web"/>
+          <w:spacing w:val="-3"/>
+          <w:sz w:val="22"/>
+          <w:szCs w:val="22"/>
+          <w:lang w:val="es-EC"/>
+        </w:rPr>
+        <w:t xml:space="preserve">{diaDias}</w:t>
+      </w:r>
       <w:r>
         <w:rPr>
           <w:rFonts w:ascii="Titillium Web" w:hAnsi="Titillium Web"/>
@@ -940,38 +825,16 @@
         </w:rPr>
         <w:t xml:space="preserve"> </w:t>
       </w:r>
-      <w:sdt>
-        <w:sdtPr>
-          <w:rPr>
-            <w:rFonts w:ascii="Titillium Web" w:hAnsi="Titillium Web"/>
-            <w:spacing w:val="-3"/>
-            <w:sz w:val="22"/>
-            <w:szCs w:val="22"/>
-            <w:lang w:val="es-EC"/>
-          </w:rPr>
-          <w:id w:val="1085882502"/>
-          <w:placeholder>
-            <w:docPart w:val="44ED63A99DF146FCBD8CDE37DFF8FE07"/>
-          </w:placeholder>
-          <w:temporary/>
-          <w:comboBox>
-            <w:listItem w:displayText=" contado" w:value=" contado"/>
-            <w:listItem w:displayText="contados" w:value="contados"/>
-          </w:comboBox>
-        </w:sdtPr>
-        <w:sdtContent>
-          <w:r>
-            <w:rPr>
-              <w:rFonts w:ascii="Titillium Web" w:hAnsi="Titillium Web"/>
-              <w:spacing w:val="-3"/>
-              <w:sz w:val="22"/>
-              <w:szCs w:val="22"/>
-              <w:lang w:val="es-EC"/>
-            </w:rPr>
-            <w:t>contado/s</w:t>
-          </w:r>
-        </w:sdtContent>
-      </w:sdt>
+      <w:r>
+        <w:rPr>
+          <w:rFonts w:ascii="Titillium Web" w:hAnsi="Titillium Web"/>
+          <w:spacing w:val="-3"/>
+          <w:sz w:val="22"/>
+          <w:szCs w:val="22"/>
+          <w:lang w:val="es-EC"/>
+        </w:rPr>
+        <w:t xml:space="preserve">{contadoContados}</w:t>
+      </w:r>
       <w:r>
         <w:rPr>
           <w:rFonts w:ascii="Titillium Web" w:hAnsi="Titillium Web"/>
@@ -1146,7 +1009,7 @@
           <w:szCs w:val="22"/>
           <w:lang w:val="es-EC"/>
         </w:rPr>
-        <w:t>Acta de conformidad del/la Administrador(a) del Área, y</w:t>
+        <w:t>Acta de conformidad {dellaadministradorAP} del Área, y</w:t>
       </w:r>
     </w:p>
     <w:p>
@@ -1879,42 +1742,6 @@
         </w:rPr>
         <w:t xml:space="preserve">La cotización será revisada y validada por {ac} – </w:t>
       </w:r>
-      <w:sdt>
-        <w:sdtPr>
-          <w:rPr>
-            <w:rFonts w:ascii="Titillium Web" w:hAnsi="Titillium Web"/>
-            <w:b/>
-            <w:bCs/>
-            <w:spacing w:val="-3"/>
-            <w:sz w:val="22"/>
-            <w:szCs w:val="22"/>
-            <w:lang w:val="es-EC"/>
-          </w:rPr>
-          <w:id w:val="1576467309"/>
-          <w:placeholder>
-            <w:docPart w:val="F3002BC950684AEF995E0C0D87613535"/>
-          </w:placeholder>
-          <w:temporary/>
-          <w:comboBox>
-            <w:listItem w:displayText="administrador contador" w:value="administrador contador"/>
-            <w:listItem w:displayText="administradora contadora" w:value="administradora contadora"/>
-          </w:comboBox>
-        </w:sdtPr>
-        <w:sdtContent>
-          <w:r>
-            <w:rPr>
-              <w:rFonts w:ascii="Titillium Web" w:hAnsi="Titillium Web"/>
-              <w:b/>
-              <w:bCs/>
-              <w:spacing w:val="-3"/>
-              <w:sz w:val="22"/>
-              <w:szCs w:val="22"/>
-              <w:lang w:val="es-EC"/>
-            </w:rPr>
-            <w:t>administrador/a contador/a</w:t>
-          </w:r>
-        </w:sdtContent>
-      </w:sdt>
       <w:r>
         <w:rPr>
           <w:rFonts w:ascii="Titillium Web" w:hAnsi="Titillium Web"/>
@@ -1925,6 +1752,18 @@
           <w:szCs w:val="22"/>
           <w:lang w:val="es-EC"/>
         </w:rPr>
+        <w:t xml:space="preserve">{administradoracontadora}</w:t>
+      </w:r>
+      <w:r>
+        <w:rPr>
+          <w:rFonts w:ascii="Titillium Web" w:hAnsi="Titillium Web"/>
+          <w:b/>
+          <w:bCs/>
+          <w:spacing w:val="-3"/>
+          <w:sz w:val="22"/>
+          <w:szCs w:val="22"/>
+          <w:lang w:val="es-EC"/>
+        </w:rPr>
         <w:t xml:space="preserve"> </w:t>
       </w:r>
       <w:r>
@@ -1947,42 +1786,18 @@
         </w:rPr>
         <w:t xml:space="preserve">- </w:t>
       </w:r>
-      <w:sdt>
-        <w:sdtPr>
-          <w:rPr>
-            <w:rFonts w:ascii="Titillium Web" w:hAnsi="Titillium Web"/>
-            <w:b/>
-            <w:bCs/>
-            <w:spacing w:val="-3"/>
-            <w:sz w:val="22"/>
-            <w:szCs w:val="22"/>
-            <w:lang w:val="es-EC"/>
-          </w:rPr>
-          <w:id w:val="2108921323"/>
-          <w:placeholder>
-            <w:docPart w:val="A74D4F265BFC41DDA72898A49774E676"/>
-          </w:placeholder>
-          <w:comboBox>
-            <w:listItem w:value="Elija un elemento."/>
-            <w:listItem w:displayText="administrador" w:value="administrador"/>
-            <w:listItem w:displayText="administradora" w:value="administradora"/>
-          </w:comboBox>
-        </w:sdtPr>
-        <w:sdtContent>
-          <w:r>
-            <w:rPr>
-              <w:rFonts w:ascii="Titillium Web" w:hAnsi="Titillium Web"/>
-              <w:b/>
-              <w:bCs/>
-              <w:spacing w:val="-3"/>
-              <w:sz w:val="22"/>
-              <w:szCs w:val="22"/>
-              <w:lang w:val="es-EC"/>
-            </w:rPr>
-            <w:t>administrador/a</w:t>
-          </w:r>
-        </w:sdtContent>
-      </w:sdt>
+      <w:r>
+        <w:rPr>
+          <w:rFonts w:ascii="Titillium Web" w:hAnsi="Titillium Web"/>
+          <w:b/>
+          <w:bCs/>
+          <w:spacing w:val="-3"/>
+          <w:sz w:val="22"/>
+          <w:szCs w:val="22"/>
+          <w:lang w:val="es-EC"/>
+        </w:rPr>
+        <w:t xml:space="preserve">{administradorAP}</w:t>
+      </w:r>
       <w:r>
         <w:rPr>
           <w:rFonts w:ascii="Titillium Web" w:hAnsi="Titillium Web"/>
@@ -2158,38 +1973,16 @@
         </w:rPr>
         <w:t xml:space="preserve">En caso de que sea </w:t>
       </w:r>
-      <w:sdt>
-        <w:sdtPr>
-          <w:rPr>
-            <w:rFonts w:ascii="Titillium Web" w:hAnsi="Titillium Web"/>
-            <w:spacing w:val="-3"/>
-            <w:sz w:val="22"/>
-            <w:szCs w:val="22"/>
-            <w:lang w:val="es-EC"/>
-          </w:rPr>
-          <w:id w:val="685410898"/>
-          <w:placeholder>
-            <w:docPart w:val="034554CFD4D54212916428463BE7EF44"/>
-          </w:placeholder>
-          <w:temporary/>
-          <w:comboBox>
-            <w:listItem w:displayText="adjudicado" w:value="adjudicado"/>
-            <w:listItem w:displayText="adjudicada" w:value="adjudicada"/>
-          </w:comboBox>
-        </w:sdtPr>
-        <w:sdtContent>
-          <w:r>
-            <w:rPr>
-              <w:rFonts w:ascii="Titillium Web" w:hAnsi="Titillium Web"/>
-              <w:spacing w:val="-3"/>
-              <w:sz w:val="22"/>
-              <w:szCs w:val="22"/>
-              <w:lang w:val="es-EC"/>
-            </w:rPr>
-            <w:t>adjudicado/a</w:t>
-          </w:r>
-        </w:sdtContent>
-      </w:sdt>
+      <w:r>
+        <w:rPr>
+          <w:rFonts w:ascii="Titillium Web" w:hAnsi="Titillium Web"/>
+          <w:spacing w:val="-3"/>
+          <w:sz w:val="22"/>
+          <w:szCs w:val="22"/>
+          <w:lang w:val="es-EC"/>
+        </w:rPr>
+        <w:t xml:space="preserve">{adjudicadoA}</w:t>
+      </w:r>
       <w:r>
         <w:rPr>
           <w:rFonts w:ascii="Titillium Web" w:hAnsi="Titillium Web"/>
@@ -2200,38 +1993,16 @@
         </w:rPr>
         <w:t xml:space="preserve">, una vez </w:t>
       </w:r>
-      <w:sdt>
-        <w:sdtPr>
-          <w:rPr>
-            <w:rFonts w:ascii="Titillium Web" w:hAnsi="Titillium Web"/>
-            <w:spacing w:val="-3"/>
-            <w:sz w:val="22"/>
-            <w:szCs w:val="22"/>
-            <w:lang w:val="es-EC"/>
-          </w:rPr>
-          <w:id w:val="-1206872789"/>
-          <w:placeholder>
-            <w:docPart w:val="28E3BD67786049A98E09903A6619725B"/>
-          </w:placeholder>
-          <w:temporary/>
-          <w:comboBox>
-            <w:listItem w:displayText="finalizado el servicio" w:value="finalizado el servicio"/>
-            <w:listItem w:displayText="se han entregado los bienes" w:value="se han entregado los bienes"/>
-          </w:comboBox>
-        </w:sdtPr>
-        <w:sdtContent>
-          <w:r>
-            <w:rPr>
-              <w:rFonts w:ascii="Titillium Web" w:hAnsi="Titillium Web"/>
-              <w:spacing w:val="-3"/>
-              <w:sz w:val="22"/>
-              <w:szCs w:val="22"/>
-              <w:lang w:val="es-EC"/>
-            </w:rPr>
-            <w:t>finalizado el servicio/se han entregado los bienes</w:t>
-          </w:r>
-        </w:sdtContent>
-      </w:sdt>
+      <w:r>
+        <w:rPr>
+          <w:rFonts w:ascii="Titillium Web" w:hAnsi="Titillium Web"/>
+          <w:spacing w:val="-3"/>
+          <w:sz w:val="22"/>
+          <w:szCs w:val="22"/>
+          <w:lang w:val="es-EC"/>
+        </w:rPr>
+        <w:t xml:space="preserve">{finalizadoEntregado}</w:t>
+      </w:r>
       <w:r>
         <w:rPr>
           <w:rFonts w:ascii="Titillium Web" w:hAnsi="Titillium Web"/>
@@ -2242,39 +2013,16 @@
         </w:rPr>
         <w:t xml:space="preserve">, </w:t>
       </w:r>
-      <w:sdt>
-        <w:sdtPr>
-          <w:rPr>
-            <w:rFonts w:ascii="Titillium Web" w:hAnsi="Titillium Web"/>
-            <w:spacing w:val="-3"/>
-            <w:sz w:val="22"/>
-            <w:szCs w:val="22"/>
-            <w:lang w:val="es-EC"/>
-          </w:rPr>
-          <w:id w:val="649633187"/>
-          <w:placeholder>
-            <w:docPart w:val="034554CFD4D54212916428463BE7EF44"/>
-          </w:placeholder>
-          <w:temporary/>
-          <w:comboBox>
-            <w:listItem w:value="Elija un elemento."/>
-            <w:listItem w:displayText="el administrador" w:value="el administrador"/>
-            <w:listItem w:displayText="la administradora" w:value="la administradora"/>
-          </w:comboBox>
-        </w:sdtPr>
-        <w:sdtContent>
-          <w:r>
-            <w:rPr>
-              <w:rFonts w:ascii="Titillium Web" w:hAnsi="Titillium Web"/>
-              <w:spacing w:val="-3"/>
-              <w:sz w:val="22"/>
-              <w:szCs w:val="22"/>
-              <w:lang w:val="es-EC"/>
-            </w:rPr>
-            <w:t>el/la administrador/a</w:t>
-          </w:r>
-        </w:sdtContent>
-      </w:sdt>
+      <w:r>
+        <w:rPr>
+          <w:rFonts w:ascii="Titillium Web" w:hAnsi="Titillium Web"/>
+          <w:spacing w:val="-3"/>
+          <w:sz w:val="22"/>
+          <w:szCs w:val="22"/>
+          <w:lang w:val="es-EC"/>
+        </w:rPr>
+        <w:t xml:space="preserve">{ellaadministradorOrden}</w:t>
+      </w:r>
       <w:r>
         <w:rPr>
           <w:rFonts w:ascii="Titillium Web" w:hAnsi="Titillium Web"/>
@@ -2422,40 +2170,17 @@
           <w:lang w:val="es-ES_tradnl"/>
         </w:rPr>
       </w:pPr>
-      <w:sdt>
-        <w:sdtPr>
-          <w:rPr>
-            <w:rFonts w:ascii="Titillium Web" w:hAnsi="Titillium Web"/>
-            <w:b/>
-            <w:spacing w:val="-3"/>
-            <w:sz w:val="22"/>
-            <w:szCs w:val="22"/>
-            <w:lang w:val="es-ES_tradnl"/>
-          </w:rPr>
-          <w:id w:val="-2080502069"/>
-          <w:placeholder>
-            <w:docPart w:val="D6E8AE41A5564A668E0D1093E9CA3562"/>
-          </w:placeholder>
-          <w:comboBox>
-            <w:listItem w:value="Elija un elemento."/>
-            <w:listItem w:displayText="Administrador" w:value="Administrador"/>
-            <w:listItem w:displayText="Administradora" w:value="Administradora"/>
-          </w:comboBox>
-        </w:sdtPr>
-        <w:sdtContent>
-          <w:r>
-            <w:rPr>
-              <w:rFonts w:ascii="Titillium Web" w:hAnsi="Titillium Web"/>
-              <w:b/>
-              <w:spacing w:val="-3"/>
-              <w:sz w:val="22"/>
-              <w:szCs w:val="22"/>
-              <w:lang w:val="es-ES_tradnl"/>
-            </w:rPr>
-            <w:t>Administrador</w:t>
-          </w:r>
-        </w:sdtContent>
-      </w:sdt>
+      <w:r>
+        <w:rPr>
+          <w:rFonts w:ascii="Titillium Web" w:hAnsi="Titillium Web"/>
+          <w:b/>
+          <w:spacing w:val="-3"/>
+          <w:sz w:val="22"/>
+          <w:szCs w:val="22"/>
+          <w:lang w:val="es-ES_tradnl"/>
+        </w:rPr>
+        <w:t xml:space="preserve">{AdministradoraAP}</w:t>
+      </w:r>
       <w:r>
         <w:rPr>
           <w:rFonts w:ascii="Titillium Web" w:hAnsi="Titillium Web"/>

--- a/generador/plantillas/4_Invitacion_seleccion.docx
+++ b/generador/plantillas/4_Invitacion_seleccion.docx
@@ -9,8 +9,8 @@
         <w:rPr>
           <w:rFonts w:ascii="Titillium Web" w:hAnsi="Titillium Web"/>
           <w:spacing w:val="-3"/>
-          <w:sz w:val="22"/>
-          <w:szCs w:val="22"/>
+          <w:sz w:val="20"/>
+          <w:szCs w:val="20"/>
           <w:lang w:val="es-ES_tradnl"/>
         </w:rPr>
       </w:pPr>
@@ -19,8 +19,8 @@
         <w:rPr>
           <w:rFonts w:ascii="Titillium Web" w:hAnsi="Titillium Web"/>
           <w:spacing w:val="-3"/>
-          <w:sz w:val="22"/>
-          <w:szCs w:val="22"/>
+          <w:sz w:val="20"/>
+          <w:szCs w:val="20"/>
           <w:lang w:val="es-ES_tradnl"/>
         </w:rPr>
         <w:t>{fechaInvitacion}</w:t>
@@ -31,8 +31,8 @@
           <w:rStyle w:val="Refdecomentario"/>
           <w:rFonts w:ascii="Titillium Web" w:hAnsi="Titillium Web"/>
           <w:spacing w:val="-3"/>
-          <w:sz w:val="22"/>
-          <w:szCs w:val="22"/>
+          <w:sz w:val="20"/>
+          <w:szCs w:val="20"/>
           <w:lang w:val="es-ES_tradnl"/>
         </w:rPr>
         <w:commentReference w:id="0"/>
@@ -44,8 +44,8 @@
         <w:rPr>
           <w:rFonts w:ascii="Titillium Web" w:hAnsi="Titillium Web"/>
           <w:spacing w:val="-3"/>
-          <w:sz w:val="22"/>
-          <w:szCs w:val="22"/>
+          <w:sz w:val="20"/>
+          <w:szCs w:val="20"/>
           <w:lang w:val="es-ES_tradnl"/>
         </w:rPr>
       </w:pPr>
@@ -56,8 +56,8 @@
         <w:rPr>
           <w:rFonts w:ascii="Titillium Web" w:hAnsi="Titillium Web"/>
           <w:spacing w:val="-3"/>
-          <w:sz w:val="22"/>
-          <w:szCs w:val="22"/>
+          <w:sz w:val="20"/>
+          <w:szCs w:val="20"/>
           <w:lang w:val="es-ES_tradnl"/>
         </w:rPr>
       </w:pPr>
@@ -65,21 +65,11 @@
         <w:rPr>
           <w:rFonts w:ascii="Titillium Web" w:hAnsi="Titillium Web"/>
           <w:spacing w:val="-3"/>
-          <w:sz w:val="22"/>
-          <w:szCs w:val="22"/>
+          <w:sz w:val="20"/>
+          <w:szCs w:val="20"/>
           <w:lang w:val="es-ES_tradnl"/>
         </w:rPr>
-        <w:t xml:space="preserve">{proveedorTrato}</w:t>
-      </w:r>
-      <w:r>
-        <w:rPr>
-          <w:rFonts w:ascii="Titillium Web" w:hAnsi="Titillium Web"/>
-          <w:spacing w:val="-3"/>
-          <w:sz w:val="22"/>
-          <w:szCs w:val="22"/>
-          <w:lang w:val="es-ES_tradnl"/>
-        </w:rPr>
-        <w:t>:</w:t>
+        <w:t>{proveedorTrato}:</w:t>
       </w:r>
     </w:p>
     <w:p>
@@ -89,8 +79,8 @@
           <w:rFonts w:ascii="Titillium Web" w:hAnsi="Titillium Web"/>
           <w:b/>
           <w:spacing w:val="-3"/>
-          <w:sz w:val="22"/>
-          <w:szCs w:val="22"/>
+          <w:sz w:val="20"/>
+          <w:szCs w:val="20"/>
           <w:lang w:val="es-ES_tradnl"/>
         </w:rPr>
       </w:pPr>
@@ -99,8 +89,8 @@
           <w:rFonts w:ascii="Titillium Web" w:hAnsi="Titillium Web"/>
           <w:b/>
           <w:spacing w:val="-3"/>
-          <w:sz w:val="22"/>
-          <w:szCs w:val="22"/>
+          <w:sz w:val="20"/>
+          <w:szCs w:val="20"/>
           <w:lang w:val="es-ES_tradnl"/>
         </w:rPr>
         <w:t>{invitado}</w:t>
@@ -112,8 +102,8 @@
         <w:rPr>
           <w:rFonts w:ascii="Titillium Web" w:hAnsi="Titillium Web"/>
           <w:spacing w:val="-3"/>
-          <w:sz w:val="22"/>
-          <w:szCs w:val="22"/>
+          <w:sz w:val="20"/>
+          <w:szCs w:val="20"/>
           <w:lang w:val="es-ES_tradnl"/>
         </w:rPr>
       </w:pPr>
@@ -121,8 +111,8 @@
         <w:rPr>
           <w:rFonts w:ascii="Titillium Web" w:hAnsi="Titillium Web"/>
           <w:spacing w:val="-3"/>
-          <w:sz w:val="22"/>
-          <w:szCs w:val="22"/>
+          <w:sz w:val="20"/>
+          <w:szCs w:val="20"/>
           <w:lang w:val="es-ES_tradnl"/>
         </w:rPr>
         <w:t>Ciudad.-</w:t>
@@ -134,8 +124,8 @@
         <w:rPr>
           <w:rFonts w:ascii="Titillium Web" w:hAnsi="Titillium Web"/>
           <w:spacing w:val="-3"/>
-          <w:sz w:val="22"/>
-          <w:szCs w:val="22"/>
+          <w:sz w:val="20"/>
+          <w:szCs w:val="20"/>
           <w:lang w:val="es-ES_tradnl"/>
         </w:rPr>
       </w:pPr>
@@ -146,17 +136,17 @@
         <w:rPr>
           <w:rFonts w:ascii="Titillium Web" w:hAnsi="Titillium Web"/>
           <w:spacing w:val="-3"/>
-          <w:sz w:val="22"/>
-          <w:szCs w:val="22"/>
-          <w:lang w:val="es-EC"/>
-        </w:rPr>
-      </w:pPr>
-      <w:r>
-        <w:rPr>
-          <w:rFonts w:ascii="Titillium Web" w:hAnsi="Titillium Web"/>
-          <w:spacing w:val="-3"/>
-          <w:sz w:val="22"/>
-          <w:szCs w:val="22"/>
+          <w:sz w:val="20"/>
+          <w:szCs w:val="20"/>
+          <w:lang w:val="es-EC"/>
+        </w:rPr>
+      </w:pPr>
+      <w:r>
+        <w:rPr>
+          <w:rFonts w:ascii="Titillium Web" w:hAnsi="Titillium Web"/>
+          <w:spacing w:val="-3"/>
+          <w:sz w:val="20"/>
+          <w:szCs w:val="20"/>
           <w:lang w:val="es-EC"/>
         </w:rPr>
         <w:t>El Fondo de Inversión Ambiental Sostenible (FIAS), en su calidad de administrador del Fondo de Áreas Protegidas (FAP), a través de la administración del área protegida {area}, se dirige a su representada con el objeto de solicitar cotización para la adquisición o contratación que se detalla a continuación, conforme al Ciclo del FAP.</w:t>
@@ -168,8 +158,8 @@
         <w:rPr>
           <w:rFonts w:ascii="Titillium Web" w:hAnsi="Titillium Web"/>
           <w:spacing w:val="-3"/>
-          <w:sz w:val="22"/>
-          <w:szCs w:val="22"/>
+          <w:sz w:val="20"/>
+          <w:szCs w:val="20"/>
           <w:lang w:val="es-EC"/>
         </w:rPr>
       </w:pPr>
@@ -187,8 +177,8 @@
           <w:b/>
           <w:bCs/>
           <w:spacing w:val="-3"/>
-          <w:sz w:val="22"/>
-          <w:szCs w:val="22"/>
+          <w:sz w:val="20"/>
+          <w:szCs w:val="20"/>
           <w:lang w:val="es-EC"/>
         </w:rPr>
       </w:pPr>
@@ -198,8 +188,8 @@
           <w:b/>
           <w:bCs/>
           <w:spacing w:val="-3"/>
-          <w:sz w:val="22"/>
-          <w:szCs w:val="22"/>
+          <w:sz w:val="20"/>
+          <w:szCs w:val="20"/>
           <w:lang w:val="es-EC"/>
         </w:rPr>
         <w:t>OBJETO DE LA COTIZACIÓN</w:t>
@@ -215,8 +205,8 @@
           <w:b/>
           <w:bCs/>
           <w:spacing w:val="-3"/>
-          <w:sz w:val="22"/>
-          <w:szCs w:val="22"/>
+          <w:sz w:val="20"/>
+          <w:szCs w:val="20"/>
           <w:lang w:val="es-EC"/>
         </w:rPr>
       </w:pPr>
@@ -227,17 +217,17 @@
         <w:rPr>
           <w:rFonts w:ascii="Titillium Web" w:hAnsi="Titillium Web"/>
           <w:spacing w:val="-3"/>
-          <w:sz w:val="22"/>
-          <w:szCs w:val="22"/>
-          <w:lang w:val="es-EC"/>
-        </w:rPr>
-      </w:pPr>
-      <w:r>
-        <w:rPr>
-          <w:rFonts w:ascii="Titillium Web" w:hAnsi="Titillium Web"/>
-          <w:spacing w:val="-3"/>
-          <w:sz w:val="22"/>
-          <w:szCs w:val="22"/>
+          <w:sz w:val="20"/>
+          <w:szCs w:val="20"/>
+          <w:lang w:val="es-EC"/>
+        </w:rPr>
+      </w:pPr>
+      <w:r>
+        <w:rPr>
+          <w:rFonts w:ascii="Titillium Web" w:hAnsi="Titillium Web"/>
+          <w:spacing w:val="-3"/>
+          <w:sz w:val="20"/>
+          <w:szCs w:val="20"/>
           <w:lang w:val="es-EC"/>
         </w:rPr>
         <w:t>Obtención de la cotización para la</w:t>
@@ -246,21 +236,11 @@
         <w:rPr>
           <w:rFonts w:ascii="Titillium Web" w:hAnsi="Titillium Web"/>
           <w:spacing w:val="-3"/>
-          <w:sz w:val="22"/>
-          <w:szCs w:val="22"/>
-          <w:lang w:val="es-EC"/>
-        </w:rPr>
-        <w:t xml:space="preserve"> </w:t>
-      </w:r>
-      <w:r>
-        <w:rPr>
-          <w:rFonts w:ascii="Titillium Web" w:hAnsi="Titillium Web"/>
-          <w:spacing w:val="-3"/>
-          <w:sz w:val="22"/>
-          <w:szCs w:val="22"/>
-          <w:lang w:val="es-EC"/>
-        </w:rPr>
-        <w:t xml:space="preserve">{adquisicionBienContratacionServicio}</w:t>
+          <w:sz w:val="20"/>
+          <w:szCs w:val="20"/>
+          <w:lang w:val="es-EC"/>
+        </w:rPr>
+        <w:t xml:space="preserve"> {adquisicionBienContratacionServicio}</w:t>
       </w:r>
       <w:r>
         <w:rPr>
@@ -268,8 +248,8 @@
           <w:b/>
           <w:bCs/>
           <w:spacing w:val="-3"/>
-          <w:sz w:val="22"/>
-          <w:szCs w:val="22"/>
+          <w:sz w:val="20"/>
+          <w:szCs w:val="20"/>
           <w:lang w:val="es-EC"/>
         </w:rPr>
         <w:t xml:space="preserve">  </w:t>
@@ -280,8 +260,8 @@
           <w:b/>
           <w:bCs/>
           <w:spacing w:val="-3"/>
-          <w:sz w:val="22"/>
-          <w:szCs w:val="22"/>
+          <w:sz w:val="20"/>
+          <w:szCs w:val="20"/>
           <w:lang w:val="es-EC"/>
         </w:rPr>
         <w:t>{objeto}</w:t>
@@ -290,8 +270,8 @@
         <w:rPr>
           <w:rFonts w:ascii="Titillium Web" w:hAnsi="Titillium Web"/>
           <w:spacing w:val="-3"/>
-          <w:sz w:val="22"/>
-          <w:szCs w:val="22"/>
+          <w:sz w:val="20"/>
+          <w:szCs w:val="20"/>
           <w:lang w:val="es-EC"/>
         </w:rPr>
         <w:t xml:space="preserve">, conforme a los requerimientos técnicos y condiciones determinados por </w:t>
@@ -300,11 +280,11 @@
         <w:rPr>
           <w:rFonts w:ascii="Titillium Web" w:hAnsi="Titillium Web"/>
           <w:spacing w:val="-3"/>
-          <w:sz w:val="22"/>
-          <w:szCs w:val="22"/>
-          <w:lang w:val="es-EC"/>
-        </w:rPr>
-        <w:t xml:space="preserve">{ellaAP}</w:t>
+          <w:sz w:val="20"/>
+          <w:szCs w:val="20"/>
+          <w:lang w:val="es-EC"/>
+        </w:rPr>
+        <w:t>{ellaAP}</w:t>
       </w:r>
       <w:r>
         <w:rPr>
@@ -312,8 +292,8 @@
           <w:b/>
           <w:bCs/>
           <w:spacing w:val="-3"/>
-          <w:sz w:val="22"/>
-          <w:szCs w:val="22"/>
+          <w:sz w:val="20"/>
+          <w:szCs w:val="20"/>
           <w:lang w:val="es-EC"/>
         </w:rPr>
         <w:t xml:space="preserve"> </w:t>
@@ -324,8 +304,8 @@
           <w:b/>
           <w:bCs/>
           <w:spacing w:val="-3"/>
-          <w:sz w:val="22"/>
-          <w:szCs w:val="22"/>
+          <w:sz w:val="20"/>
+          <w:szCs w:val="20"/>
           <w:lang w:val="es-EC"/>
         </w:rPr>
         <w:t>{area}</w:t>
@@ -334,8 +314,8 @@
         <w:rPr>
           <w:rFonts w:ascii="Titillium Web" w:hAnsi="Titillium Web"/>
           <w:spacing w:val="-3"/>
-          <w:sz w:val="22"/>
-          <w:szCs w:val="22"/>
+          <w:sz w:val="20"/>
+          <w:szCs w:val="20"/>
           <w:lang w:val="es-EC"/>
         </w:rPr>
         <w:t>.</w:t>
@@ -347,8 +327,8 @@
         <w:rPr>
           <w:rFonts w:ascii="Titillium Web" w:hAnsi="Titillium Web"/>
           <w:spacing w:val="-3"/>
-          <w:sz w:val="22"/>
-          <w:szCs w:val="22"/>
+          <w:sz w:val="20"/>
+          <w:szCs w:val="20"/>
           <w:lang w:val="es-EC"/>
         </w:rPr>
       </w:pPr>
@@ -366,8 +346,8 @@
           <w:b/>
           <w:bCs/>
           <w:spacing w:val="-3"/>
-          <w:sz w:val="22"/>
-          <w:szCs w:val="22"/>
+          <w:sz w:val="20"/>
+          <w:szCs w:val="20"/>
           <w:lang w:val="es-EC"/>
         </w:rPr>
       </w:pPr>
@@ -377,8 +357,8 @@
           <w:b/>
           <w:bCs/>
           <w:spacing w:val="-3"/>
-          <w:sz w:val="22"/>
-          <w:szCs w:val="22"/>
+          <w:sz w:val="20"/>
+          <w:szCs w:val="20"/>
           <w:lang w:val="es-EC"/>
         </w:rPr>
         <w:t>ALCANCE / ESPECIFICACIONES TÉCNICAS</w:t>
@@ -394,8 +374,8 @@
           <w:b/>
           <w:bCs/>
           <w:spacing w:val="-3"/>
-          <w:sz w:val="22"/>
-          <w:szCs w:val="22"/>
+          <w:sz w:val="20"/>
+          <w:szCs w:val="20"/>
           <w:lang w:val="es-EC"/>
         </w:rPr>
       </w:pPr>
@@ -406,8 +386,8 @@
         <w:rPr>
           <w:rFonts w:ascii="Titillium Web" w:hAnsi="Titillium Web"/>
           <w:spacing w:val="-3"/>
-          <w:sz w:val="22"/>
-          <w:szCs w:val="22"/>
+          <w:sz w:val="20"/>
+          <w:szCs w:val="20"/>
           <w:lang w:val="es-EC"/>
         </w:rPr>
       </w:pPr>
@@ -416,11 +396,31 @@
         <w:rPr>
           <w:rFonts w:ascii="Titillium Web" w:hAnsi="Titillium Web"/>
           <w:spacing w:val="-3"/>
-          <w:sz w:val="22"/>
-          <w:szCs w:val="22"/>
-          <w:lang w:val="es-EC"/>
-        </w:rPr>
-        <w:t>Describa brevemente las características del bien o servicio por adquirir/contratar, así como la cantidad y condiciones de entrega. De existir condiciones adicionales de calidad, instalación o soporte, detallarlas aquí:</w:t>
+          <w:sz w:val="20"/>
+          <w:szCs w:val="20"/>
+          <w:lang w:val="es-EC"/>
+        </w:rPr>
+        <w:t xml:space="preserve">Describa brevemente las características del bien o servicio por </w:t>
+      </w:r>
+      <w:r>
+        <w:rPr>
+          <w:rFonts w:ascii="Titillium Web" w:hAnsi="Titillium Web"/>
+          <w:spacing w:val="-3"/>
+          <w:sz w:val="20"/>
+          <w:szCs w:val="20"/>
+          <w:lang w:val="es-EC"/>
+        </w:rPr>
+        <w:t>{adquisicioncontrato}</w:t>
+      </w:r>
+      <w:r>
+        <w:rPr>
+          <w:rFonts w:ascii="Titillium Web" w:hAnsi="Titillium Web"/>
+          <w:spacing w:val="-3"/>
+          <w:sz w:val="20"/>
+          <w:szCs w:val="20"/>
+          <w:lang w:val="es-EC"/>
+        </w:rPr>
+        <w:t>, así como la cantidad y condiciones de entrega. De existir condiciones adicionales de calidad, instalación o soporte, detallarlas aquí:</w:t>
       </w:r>
     </w:p>
     <w:p>
@@ -429,8 +429,8 @@
         <w:rPr>
           <w:rFonts w:ascii="Titillium Web" w:hAnsi="Titillium Web"/>
           <w:spacing w:val="-3"/>
-          <w:sz w:val="22"/>
-          <w:szCs w:val="22"/>
+          <w:sz w:val="20"/>
+          <w:szCs w:val="20"/>
           <w:lang w:val="es-EC"/>
         </w:rPr>
       </w:pPr>
@@ -446,7 +446,7 @@
         <w:tblLook w:val="04A0" w:firstRow="1" w:lastRow="0" w:firstColumn="1" w:lastColumn="0" w:noHBand="0" w:noVBand="1"/>
       </w:tblPr>
       <w:tblGrid>
-        <w:gridCol w:w="1942"/>
+        <w:gridCol w:w="1778"/>
         <w:gridCol w:w="6665"/>
       </w:tblGrid>
       <w:tr>
@@ -476,8 +476,8 @@
                 <w:b/>
                 <w:bCs/>
                 <w:color w:val="000000"/>
-                <w:sz w:val="22"/>
-                <w:szCs w:val="22"/>
+                <w:sz w:val="20"/>
+                <w:szCs w:val="20"/>
                 <w:lang w:val="es-ES_tradnl" w:eastAsia="es-EC"/>
               </w:rPr>
             </w:pPr>
@@ -487,8 +487,8 @@
                 <w:b/>
                 <w:bCs/>
                 <w:color w:val="000000"/>
-                <w:sz w:val="22"/>
-                <w:szCs w:val="22"/>
+                <w:sz w:val="20"/>
+                <w:szCs w:val="20"/>
                 <w:lang w:val="es-ES_tradnl" w:eastAsia="es-EC"/>
               </w:rPr>
               <w:t>Cantidad</w:t>
@@ -517,8 +517,8 @@
                 <w:b/>
                 <w:bCs/>
                 <w:color w:val="000000"/>
-                <w:sz w:val="22"/>
-                <w:szCs w:val="22"/>
+                <w:sz w:val="20"/>
+                <w:szCs w:val="20"/>
                 <w:lang w:val="es-ES_tradnl" w:eastAsia="es-EC"/>
               </w:rPr>
             </w:pPr>
@@ -528,8 +528,8 @@
                 <w:b/>
                 <w:bCs/>
                 <w:color w:val="000000"/>
-                <w:sz w:val="22"/>
-                <w:szCs w:val="22"/>
+                <w:sz w:val="20"/>
+                <w:szCs w:val="20"/>
                 <w:lang w:val="es-ES_tradnl" w:eastAsia="es-EC"/>
               </w:rPr>
               <w:t>Detalle y especificaciones</w:t>
@@ -564,8 +564,8 @@
                 <w:b/>
                 <w:bCs/>
                 <w:color w:val="000000"/>
-                <w:sz w:val="22"/>
-                <w:szCs w:val="22"/>
+                <w:sz w:val="20"/>
+                <w:szCs w:val="20"/>
                 <w:lang w:val="es-ES_tradnl" w:eastAsia="es-EC"/>
               </w:rPr>
             </w:pPr>
@@ -576,8 +576,8 @@
                 <w:b/>
                 <w:bCs/>
                 <w:color w:val="000000"/>
-                <w:sz w:val="22"/>
-                <w:szCs w:val="22"/>
+                <w:sz w:val="20"/>
+                <w:szCs w:val="20"/>
                 <w:lang w:val="es-ES_tradnl" w:eastAsia="es-EC"/>
               </w:rPr>
               <w:t>{#items}{cantidad}</w:t>
@@ -602,16 +602,16 @@
               <w:jc w:val="both"/>
               <w:rPr>
                 <w:rFonts w:ascii="Titillium Web" w:hAnsi="Titillium Web"/>
-                <w:sz w:val="22"/>
-                <w:szCs w:val="22"/>
+                <w:sz w:val="20"/>
+                <w:szCs w:val="20"/>
                 <w:lang w:val="es-ES_tradnl" w:eastAsia="es-EC"/>
               </w:rPr>
             </w:pPr>
             <w:r>
               <w:rPr>
                 <w:rFonts w:ascii="Titillium Web" w:hAnsi="Titillium Web"/>
-                <w:sz w:val="22"/>
-                <w:szCs w:val="22"/>
+                <w:sz w:val="20"/>
+                <w:szCs w:val="20"/>
                 <w:lang w:val="es-ES_tradnl" w:eastAsia="es-EC"/>
               </w:rPr>
               <w:t>{desc}{/items}</w:t>
@@ -621,8 +621,8 @@
               <w:rPr>
                 <w:rStyle w:val="Refdecomentario"/>
                 <w:rFonts w:ascii="Titillium Web" w:hAnsi="Titillium Web"/>
-                <w:sz w:val="22"/>
-                <w:szCs w:val="22"/>
+                <w:sz w:val="20"/>
+                <w:szCs w:val="20"/>
                 <w:lang w:val="es-ES_tradnl" w:eastAsia="es-EC"/>
               </w:rPr>
               <w:commentReference w:id="2"/>
@@ -637,8 +637,8 @@
         <w:rPr>
           <w:rFonts w:ascii="Titillium Web" w:hAnsi="Titillium Web"/>
           <w:spacing w:val="-3"/>
-          <w:sz w:val="22"/>
-          <w:szCs w:val="22"/>
+          <w:sz w:val="20"/>
+          <w:szCs w:val="20"/>
           <w:lang w:val="es-EC"/>
         </w:rPr>
       </w:pPr>
@@ -649,8 +649,8 @@
         <w:rPr>
           <w:rFonts w:ascii="Titillium Web" w:hAnsi="Titillium Web"/>
           <w:spacing w:val="-3"/>
-          <w:sz w:val="22"/>
-          <w:szCs w:val="22"/>
+          <w:sz w:val="20"/>
+          <w:szCs w:val="20"/>
           <w:lang w:val="es-EC"/>
         </w:rPr>
       </w:pPr>
@@ -660,8 +660,8 @@
           <w:i/>
           <w:iCs/>
           <w:spacing w:val="-3"/>
-          <w:sz w:val="22"/>
-          <w:szCs w:val="22"/>
+          <w:sz w:val="20"/>
+          <w:szCs w:val="20"/>
           <w:lang w:val="es-EC"/>
         </w:rPr>
         <w:t>(Detallar información técnica, cronograma de actividades u otras condiciones específicas si aplica.)</w:t>
@@ -672,8 +672,8 @@
           <w:rStyle w:val="Refdecomentario"/>
           <w:rFonts w:ascii="Titillium Web" w:hAnsi="Titillium Web"/>
           <w:spacing w:val="-3"/>
-          <w:sz w:val="22"/>
-          <w:szCs w:val="22"/>
+          <w:sz w:val="20"/>
+          <w:szCs w:val="20"/>
           <w:lang w:val="es-EC"/>
         </w:rPr>
         <w:commentReference w:id="1"/>
@@ -685,8 +685,8 @@
         <w:rPr>
           <w:rFonts w:ascii="Titillium Web" w:hAnsi="Titillium Web"/>
           <w:spacing w:val="-3"/>
-          <w:sz w:val="22"/>
-          <w:szCs w:val="22"/>
+          <w:sz w:val="20"/>
+          <w:szCs w:val="20"/>
           <w:lang w:val="es-EC"/>
         </w:rPr>
       </w:pPr>
@@ -704,8 +704,8 @@
           <w:b/>
           <w:bCs/>
           <w:spacing w:val="-3"/>
-          <w:sz w:val="22"/>
-          <w:szCs w:val="22"/>
+          <w:sz w:val="20"/>
+          <w:szCs w:val="20"/>
           <w:lang w:val="es-EC"/>
         </w:rPr>
       </w:pPr>
@@ -715,8 +715,8 @@
           <w:b/>
           <w:bCs/>
           <w:spacing w:val="-3"/>
-          <w:sz w:val="22"/>
-          <w:szCs w:val="22"/>
+          <w:sz w:val="20"/>
+          <w:szCs w:val="20"/>
           <w:lang w:val="es-EC"/>
         </w:rPr>
         <w:t>VIGENCIA, CONDICIONES CONTRACTUALES Y PRESUPUESTO REFERENCIAL</w:t>
@@ -732,8 +732,8 @@
           <w:b/>
           <w:bCs/>
           <w:spacing w:val="-3"/>
-          <w:sz w:val="22"/>
-          <w:szCs w:val="22"/>
+          <w:sz w:val="20"/>
+          <w:szCs w:val="20"/>
           <w:lang w:val="es-EC"/>
         </w:rPr>
       </w:pPr>
@@ -748,8 +748,8 @@
         <w:rPr>
           <w:rFonts w:ascii="Titillium Web" w:hAnsi="Titillium Web"/>
           <w:spacing w:val="-3"/>
-          <w:sz w:val="22"/>
-          <w:szCs w:val="22"/>
+          <w:sz w:val="20"/>
+          <w:szCs w:val="20"/>
           <w:lang w:val="es-EC"/>
         </w:rPr>
       </w:pPr>
@@ -759,18 +759,19 @@
           <w:b/>
           <w:bCs/>
           <w:spacing w:val="-3"/>
-          <w:sz w:val="22"/>
-          <w:szCs w:val="22"/>
+          <w:sz w:val="20"/>
+          <w:szCs w:val="20"/>
           <w:lang w:val="es-EC"/>
         </w:rPr>
         <w:t xml:space="preserve">Plazo de entrega: </w:t>
       </w:r>
-      <w:r>
-        <w:rPr>
-          <w:rFonts w:ascii="Titillium Web" w:hAnsi="Titillium Web"/>
-          <w:spacing w:val="-3"/>
-          <w:sz w:val="22"/>
-          <w:szCs w:val="22"/>
+      <w:commentRangeStart w:id="3"/>
+      <w:r>
+        <w:rPr>
+          <w:rFonts w:ascii="Titillium Web" w:hAnsi="Titillium Web"/>
+          <w:spacing w:val="-3"/>
+          <w:sz w:val="20"/>
+          <w:szCs w:val="20"/>
           <w:lang w:val="es-EC"/>
         </w:rPr>
         <w:t xml:space="preserve">El plazo para la entrega </w:t>
@@ -779,18 +780,18 @@
         <w:rPr>
           <w:rFonts w:ascii="Titillium Web" w:hAnsi="Titillium Web"/>
           <w:spacing w:val="-3"/>
-          <w:sz w:val="22"/>
-          <w:szCs w:val="22"/>
-          <w:lang w:val="es-EC"/>
-        </w:rPr>
-        <w:t xml:space="preserve">{delBienDelServicio}</w:t>
-      </w:r>
-      <w:r>
-        <w:rPr>
-          <w:rFonts w:ascii="Titillium Web" w:hAnsi="Titillium Web"/>
-          <w:spacing w:val="-3"/>
-          <w:sz w:val="22"/>
-          <w:szCs w:val="22"/>
+          <w:sz w:val="20"/>
+          <w:szCs w:val="20"/>
+          <w:lang w:val="es-EC"/>
+        </w:rPr>
+        <w:t>{delBienDelServicio}</w:t>
+      </w:r>
+      <w:r>
+        <w:rPr>
+          <w:rFonts w:ascii="Titillium Web" w:hAnsi="Titillium Web"/>
+          <w:spacing w:val="-3"/>
+          <w:sz w:val="20"/>
+          <w:szCs w:val="20"/>
           <w:lang w:val="es-EC"/>
         </w:rPr>
         <w:t xml:space="preserve"> es de {plazo} </w:t>
@@ -799,51 +800,23 @@
         <w:rPr>
           <w:rFonts w:ascii="Titillium Web" w:hAnsi="Titillium Web"/>
           <w:spacing w:val="-3"/>
-          <w:sz w:val="22"/>
-          <w:szCs w:val="22"/>
-          <w:lang w:val="es-EC"/>
-        </w:rPr>
-        <w:t xml:space="preserve">{diaDias}</w:t>
-      </w:r>
-      <w:r>
-        <w:rPr>
-          <w:rFonts w:ascii="Titillium Web" w:hAnsi="Titillium Web"/>
-          <w:spacing w:val="-3"/>
-          <w:sz w:val="22"/>
-          <w:szCs w:val="22"/>
-          <w:lang w:val="es-EC"/>
-        </w:rPr>
-        <w:t xml:space="preserve"> calendario</w:t>
-      </w:r>
-      <w:r>
-        <w:rPr>
-          <w:rFonts w:ascii="Titillium Web" w:hAnsi="Titillium Web"/>
-          <w:spacing w:val="-3"/>
-          <w:sz w:val="22"/>
-          <w:szCs w:val="22"/>
-          <w:lang w:val="es-EC"/>
-        </w:rPr>
-        <w:t xml:space="preserve"> </w:t>
-      </w:r>
-      <w:r>
-        <w:rPr>
-          <w:rFonts w:ascii="Titillium Web" w:hAnsi="Titillium Web"/>
-          <w:spacing w:val="-3"/>
-          <w:sz w:val="22"/>
-          <w:szCs w:val="22"/>
-          <w:lang w:val="es-EC"/>
-        </w:rPr>
-        <w:t xml:space="preserve">{contadoContados}</w:t>
-      </w:r>
-      <w:r>
-        <w:rPr>
-          <w:rFonts w:ascii="Titillium Web" w:hAnsi="Titillium Web"/>
-          <w:spacing w:val="-3"/>
-          <w:sz w:val="22"/>
-          <w:szCs w:val="22"/>
-          <w:lang w:val="es-EC"/>
-        </w:rPr>
-        <w:t xml:space="preserve">  a partir de la firma del instrumento jurídico correspondiente.</w:t>
+          <w:sz w:val="20"/>
+          <w:szCs w:val="20"/>
+          <w:lang w:val="es-EC"/>
+        </w:rPr>
+        <w:t>{diaDias} calendario {contadoContados}  a partir de la firma del instrumento jurídico correspondiente.</w:t>
+      </w:r>
+      <w:commentRangeEnd w:id="3"/>
+      <w:r>
+        <w:rPr>
+          <w:rStyle w:val="Refdecomentario"/>
+          <w:rFonts w:ascii="Titillium Web" w:hAnsi="Titillium Web"/>
+          <w:spacing w:val="-3"/>
+          <w:sz w:val="20"/>
+          <w:szCs w:val="20"/>
+          <w:lang w:val="es-EC"/>
+        </w:rPr>
+        <w:commentReference w:id="3"/>
       </w:r>
     </w:p>
     <w:p>
@@ -856,8 +829,8 @@
         <w:rPr>
           <w:rFonts w:ascii="Titillium Web" w:hAnsi="Titillium Web"/>
           <w:spacing w:val="-3"/>
-          <w:sz w:val="22"/>
-          <w:szCs w:val="22"/>
+          <w:sz w:val="20"/>
+          <w:szCs w:val="20"/>
           <w:lang w:val="es-EC"/>
         </w:rPr>
       </w:pPr>
@@ -867,8 +840,8 @@
           <w:b/>
           <w:bCs/>
           <w:spacing w:val="-3"/>
-          <w:sz w:val="22"/>
-          <w:szCs w:val="22"/>
+          <w:sz w:val="20"/>
+          <w:szCs w:val="20"/>
           <w:lang w:val="es-EC"/>
         </w:rPr>
         <w:t>Lugar de prestación / entrega:</w:t>
@@ -877,8 +850,8 @@
         <w:rPr>
           <w:rFonts w:ascii="Titillium Web" w:hAnsi="Titillium Web"/>
           <w:spacing w:val="-3"/>
-          <w:sz w:val="22"/>
-          <w:szCs w:val="22"/>
+          <w:sz w:val="20"/>
+          <w:szCs w:val="20"/>
           <w:lang w:val="es-EC"/>
         </w:rPr>
         <w:t xml:space="preserve"> {lugar}</w:t>
@@ -894,8 +867,8 @@
         <w:rPr>
           <w:rFonts w:ascii="Titillium Web" w:hAnsi="Titillium Web"/>
           <w:spacing w:val="-3"/>
-          <w:sz w:val="22"/>
-          <w:szCs w:val="22"/>
+          <w:sz w:val="20"/>
+          <w:szCs w:val="20"/>
           <w:lang w:val="es-EC"/>
         </w:rPr>
       </w:pPr>
@@ -905,8 +878,8 @@
           <w:b/>
           <w:bCs/>
           <w:spacing w:val="-3"/>
-          <w:sz w:val="22"/>
-          <w:szCs w:val="22"/>
+          <w:sz w:val="20"/>
+          <w:szCs w:val="20"/>
           <w:lang w:val="es-EC"/>
         </w:rPr>
         <w:t>Presupuesto referencial:</w:t>
@@ -915,8 +888,8 @@
         <w:rPr>
           <w:rFonts w:ascii="Titillium Web" w:hAnsi="Titillium Web"/>
           <w:spacing w:val="-3"/>
-          <w:sz w:val="22"/>
-          <w:szCs w:val="22"/>
+          <w:sz w:val="20"/>
+          <w:szCs w:val="20"/>
           <w:lang w:val="es-EC"/>
         </w:rPr>
         <w:t xml:space="preserve"> {presupuestoLetras} que consta en la línea presupuestaria {partida} denominada “{lineaNombre}”, proveniente de la fuente de financiamiento “{fuente}”.</w:t>
@@ -932,8 +905,8 @@
         <w:rPr>
           <w:rFonts w:ascii="Titillium Web" w:hAnsi="Titillium Web"/>
           <w:spacing w:val="-3"/>
-          <w:sz w:val="22"/>
-          <w:szCs w:val="22"/>
+          <w:sz w:val="20"/>
+          <w:szCs w:val="20"/>
           <w:lang w:val="es-EC"/>
         </w:rPr>
       </w:pPr>
@@ -943,8 +916,8 @@
           <w:b/>
           <w:bCs/>
           <w:spacing w:val="-3"/>
-          <w:sz w:val="22"/>
-          <w:szCs w:val="22"/>
+          <w:sz w:val="20"/>
+          <w:szCs w:val="20"/>
           <w:lang w:val="es-EC"/>
         </w:rPr>
         <w:t>Forma de pago:</w:t>
@@ -953,8 +926,8 @@
         <w:rPr>
           <w:rFonts w:ascii="Titillium Web" w:hAnsi="Titillium Web"/>
           <w:spacing w:val="-3"/>
-          <w:sz w:val="22"/>
-          <w:szCs w:val="22"/>
+          <w:sz w:val="20"/>
+          <w:szCs w:val="20"/>
           <w:lang w:val="es-EC"/>
         </w:rPr>
         <w:t xml:space="preserve"> {formaPago}</w:t>
@@ -970,17 +943,17 @@
         <w:rPr>
           <w:rFonts w:ascii="Titillium Web" w:hAnsi="Titillium Web"/>
           <w:spacing w:val="-3"/>
-          <w:sz w:val="22"/>
-          <w:szCs w:val="22"/>
-          <w:lang w:val="es-EC"/>
-        </w:rPr>
-      </w:pPr>
-      <w:r>
-        <w:rPr>
-          <w:rFonts w:ascii="Titillium Web" w:hAnsi="Titillium Web"/>
-          <w:spacing w:val="-3"/>
-          <w:sz w:val="22"/>
-          <w:szCs w:val="22"/>
+          <w:sz w:val="20"/>
+          <w:szCs w:val="20"/>
+          <w:lang w:val="es-EC"/>
+        </w:rPr>
+      </w:pPr>
+      <w:r>
+        <w:rPr>
+          <w:rFonts w:ascii="Titillium Web" w:hAnsi="Titillium Web"/>
+          <w:spacing w:val="-3"/>
+          <w:sz w:val="20"/>
+          <w:szCs w:val="20"/>
           <w:lang w:val="es-EC"/>
         </w:rPr>
         <w:t>Factura,</w:t>
@@ -996,17 +969,17 @@
         <w:rPr>
           <w:rFonts w:ascii="Titillium Web" w:hAnsi="Titillium Web"/>
           <w:spacing w:val="-3"/>
-          <w:sz w:val="22"/>
-          <w:szCs w:val="22"/>
-          <w:lang w:val="es-EC"/>
-        </w:rPr>
-      </w:pPr>
-      <w:r>
-        <w:rPr>
-          <w:rFonts w:ascii="Titillium Web" w:hAnsi="Titillium Web"/>
-          <w:spacing w:val="-3"/>
-          <w:sz w:val="22"/>
-          <w:szCs w:val="22"/>
+          <w:sz w:val="20"/>
+          <w:szCs w:val="20"/>
+          <w:lang w:val="es-EC"/>
+        </w:rPr>
+      </w:pPr>
+      <w:r>
+        <w:rPr>
+          <w:rFonts w:ascii="Titillium Web" w:hAnsi="Titillium Web"/>
+          <w:spacing w:val="-3"/>
+          <w:sz w:val="20"/>
+          <w:szCs w:val="20"/>
           <w:lang w:val="es-EC"/>
         </w:rPr>
         <w:t>Acta de conformidad {dellaadministradorAP} del Área, y</w:t>
@@ -1022,34 +995,33 @@
         <w:rPr>
           <w:rFonts w:ascii="Titillium Web" w:hAnsi="Titillium Web"/>
           <w:spacing w:val="-3"/>
-          <w:sz w:val="22"/>
-          <w:szCs w:val="22"/>
-          <w:lang w:val="es-EC"/>
-        </w:rPr>
-      </w:pPr>
-      <w:r>
-        <w:rPr>
-          <w:rFonts w:ascii="Titillium Web" w:hAnsi="Titillium Web"/>
-          <w:spacing w:val="-3"/>
-          <w:sz w:val="22"/>
-          <w:szCs w:val="22"/>
-          <w:lang w:val="es-EC"/>
-        </w:rPr>
-        <w:lastRenderedPageBreak/>
+          <w:sz w:val="20"/>
+          <w:szCs w:val="20"/>
+          <w:lang w:val="es-EC"/>
+        </w:rPr>
+      </w:pPr>
+      <w:r>
+        <w:rPr>
+          <w:rFonts w:ascii="Titillium Web" w:hAnsi="Titillium Web"/>
+          <w:spacing w:val="-3"/>
+          <w:sz w:val="20"/>
+          <w:szCs w:val="20"/>
+          <w:lang w:val="es-EC"/>
+        </w:rPr>
         <w:t>Documentos habilitantes que correspondan.</w:t>
       </w:r>
-      <w:commentRangeStart w:id="3"/>
-      <w:commentRangeEnd w:id="3"/>
+      <w:commentRangeStart w:id="4"/>
+      <w:commentRangeEnd w:id="4"/>
       <w:r>
         <w:rPr>
           <w:rStyle w:val="Refdecomentario"/>
           <w:rFonts w:ascii="Titillium Web" w:hAnsi="Titillium Web"/>
           <w:spacing w:val="-3"/>
-          <w:sz w:val="22"/>
-          <w:szCs w:val="22"/>
-          <w:lang w:val="es-EC"/>
-        </w:rPr>
-        <w:commentReference w:id="3"/>
+          <w:sz w:val="20"/>
+          <w:szCs w:val="20"/>
+          <w:lang w:val="es-EC"/>
+        </w:rPr>
+        <w:commentReference w:id="4"/>
       </w:r>
     </w:p>
     <w:p>
@@ -1062,8 +1034,8 @@
         <w:rPr>
           <w:rFonts w:ascii="Titillium Web" w:hAnsi="Titillium Web"/>
           <w:spacing w:val="-3"/>
-          <w:sz w:val="22"/>
-          <w:szCs w:val="22"/>
+          <w:sz w:val="20"/>
+          <w:szCs w:val="20"/>
           <w:lang w:val="es-EC"/>
         </w:rPr>
       </w:pPr>
@@ -1073,8 +1045,8 @@
           <w:b/>
           <w:bCs/>
           <w:spacing w:val="-3"/>
-          <w:sz w:val="22"/>
-          <w:szCs w:val="22"/>
+          <w:sz w:val="20"/>
+          <w:szCs w:val="20"/>
           <w:lang w:val="es-EC"/>
         </w:rPr>
         <w:t>Garantías requeridas:</w:t>
@@ -1083,8 +1055,8 @@
         <w:rPr>
           <w:rFonts w:ascii="Titillium Web" w:hAnsi="Titillium Web"/>
           <w:spacing w:val="-3"/>
-          <w:sz w:val="22"/>
-          <w:szCs w:val="22"/>
+          <w:sz w:val="20"/>
+          <w:szCs w:val="20"/>
           <w:lang w:val="es-EC"/>
         </w:rPr>
         <w:t xml:space="preserve"> </w:t>
@@ -1094,8 +1066,8 @@
           <w:rPr>
             <w:rFonts w:ascii="Titillium Web" w:hAnsi="Titillium Web"/>
             <w:spacing w:val="-3"/>
-            <w:sz w:val="22"/>
-            <w:szCs w:val="22"/>
+            <w:sz w:val="20"/>
+            <w:szCs w:val="20"/>
             <w:lang w:val="es-EC"/>
           </w:rPr>
           <w:id w:val="-1143336751"/>
@@ -1105,13 +1077,14 @@
             <w14:uncheckedState w14:val="2610" w14:font="MS Gothic"/>
           </w14:checkbox>
         </w:sdtPr>
+        <w:sdtEndPr/>
         <w:sdtContent>
           <w:r>
             <w:rPr>
               <w:rFonts w:ascii="Segoe UI Symbol" w:eastAsia="MS Gothic" w:hAnsi="Segoe UI Symbol" w:cs="Segoe UI Symbol"/>
               <w:spacing w:val="-3"/>
-              <w:sz w:val="22"/>
-              <w:szCs w:val="22"/>
+              <w:sz w:val="20"/>
+              <w:szCs w:val="20"/>
               <w:lang w:val="es-EC"/>
             </w:rPr>
             <w:t>☐</w:t>
@@ -1122,8 +1095,8 @@
         <w:rPr>
           <w:rFonts w:ascii="Titillium Web" w:hAnsi="Titillium Web" w:cs="Segoe UI Symbol"/>
           <w:spacing w:val="-3"/>
-          <w:sz w:val="22"/>
-          <w:szCs w:val="22"/>
+          <w:sz w:val="20"/>
+          <w:szCs w:val="20"/>
           <w:lang w:val="es-EC"/>
         </w:rPr>
         <w:t xml:space="preserve"> </w:t>
@@ -1132,8 +1105,8 @@
         <w:rPr>
           <w:rFonts w:ascii="Titillium Web" w:hAnsi="Titillium Web"/>
           <w:spacing w:val="-3"/>
-          <w:sz w:val="22"/>
-          <w:szCs w:val="22"/>
+          <w:sz w:val="20"/>
+          <w:szCs w:val="20"/>
           <w:lang w:val="es-EC"/>
         </w:rPr>
         <w:t xml:space="preserve">No aplica </w:t>
@@ -1143,8 +1116,8 @@
           <w:rPr>
             <w:rFonts w:ascii="Titillium Web" w:hAnsi="Titillium Web"/>
             <w:spacing w:val="-3"/>
-            <w:sz w:val="22"/>
-            <w:szCs w:val="22"/>
+            <w:sz w:val="20"/>
+            <w:szCs w:val="20"/>
             <w:lang w:val="es-EC"/>
           </w:rPr>
           <w:id w:val="-773862877"/>
@@ -1154,13 +1127,14 @@
             <w14:uncheckedState w14:val="2610" w14:font="MS Gothic"/>
           </w14:checkbox>
         </w:sdtPr>
+        <w:sdtEndPr/>
         <w:sdtContent>
           <w:r>
             <w:rPr>
               <w:rFonts w:ascii="Segoe UI Symbol" w:eastAsia="MS Gothic" w:hAnsi="Segoe UI Symbol" w:cs="Segoe UI Symbol"/>
               <w:spacing w:val="-3"/>
-              <w:sz w:val="22"/>
-              <w:szCs w:val="22"/>
+              <w:sz w:val="20"/>
+              <w:szCs w:val="20"/>
               <w:lang w:val="es-EC"/>
             </w:rPr>
             <w:t>☐</w:t>
@@ -1171,34 +1145,34 @@
         <w:rPr>
           <w:rFonts w:ascii="Titillium Web" w:hAnsi="Titillium Web"/>
           <w:spacing w:val="-3"/>
-          <w:sz w:val="22"/>
-          <w:szCs w:val="22"/>
+          <w:sz w:val="20"/>
+          <w:szCs w:val="20"/>
           <w:lang w:val="es-EC"/>
         </w:rPr>
         <w:t xml:space="preserve"> Sí </w:t>
       </w:r>
-      <w:commentRangeStart w:id="4"/>
-      <w:r>
-        <w:rPr>
-          <w:rFonts w:ascii="Titillium Web" w:hAnsi="Titillium Web"/>
-          <w:spacing w:val="-3"/>
-          <w:sz w:val="22"/>
-          <w:szCs w:val="22"/>
+      <w:commentRangeStart w:id="5"/>
+      <w:r>
+        <w:rPr>
+          <w:rFonts w:ascii="Titillium Web" w:hAnsi="Titillium Web"/>
+          <w:spacing w:val="-3"/>
+          <w:sz w:val="20"/>
+          <w:szCs w:val="20"/>
           <w:lang w:val="es-EC"/>
         </w:rPr>
         <w:t>(detalle: ____________________________).</w:t>
       </w:r>
-      <w:commentRangeEnd w:id="4"/>
+      <w:commentRangeEnd w:id="5"/>
       <w:r>
         <w:rPr>
           <w:rStyle w:val="Refdecomentario"/>
           <w:rFonts w:ascii="Titillium Web" w:hAnsi="Titillium Web"/>
           <w:spacing w:val="-3"/>
-          <w:sz w:val="22"/>
-          <w:szCs w:val="22"/>
-          <w:lang w:val="es-EC"/>
-        </w:rPr>
-        <w:commentReference w:id="4"/>
+          <w:sz w:val="20"/>
+          <w:szCs w:val="20"/>
+          <w:lang w:val="es-EC"/>
+        </w:rPr>
+        <w:commentReference w:id="5"/>
       </w:r>
     </w:p>
     <w:p>
@@ -1211,8 +1185,8 @@
         <w:rPr>
           <w:rFonts w:ascii="Titillium Web" w:hAnsi="Titillium Web"/>
           <w:spacing w:val="-3"/>
-          <w:sz w:val="22"/>
-          <w:szCs w:val="22"/>
+          <w:sz w:val="20"/>
+          <w:szCs w:val="20"/>
           <w:lang w:val="es-EC"/>
         </w:rPr>
       </w:pPr>
@@ -1222,8 +1196,8 @@
           <w:b/>
           <w:bCs/>
           <w:spacing w:val="-3"/>
-          <w:sz w:val="22"/>
-          <w:szCs w:val="22"/>
+          <w:sz w:val="20"/>
+          <w:szCs w:val="20"/>
           <w:lang w:val="es-EC"/>
         </w:rPr>
         <w:t>Mantenimiento / soporte técnico:</w:t>
@@ -1232,8 +1206,8 @@
         <w:rPr>
           <w:rFonts w:ascii="Titillium Web" w:hAnsi="Titillium Web"/>
           <w:spacing w:val="-3"/>
-          <w:sz w:val="22"/>
-          <w:szCs w:val="22"/>
+          <w:sz w:val="20"/>
+          <w:szCs w:val="20"/>
           <w:lang w:val="es-EC"/>
         </w:rPr>
         <w:t xml:space="preserve"> </w:t>
@@ -1243,8 +1217,8 @@
           <w:rPr>
             <w:rFonts w:ascii="Segoe UI Symbol" w:eastAsia="MS Gothic" w:hAnsi="Segoe UI Symbol" w:cs="Segoe UI Symbol"/>
             <w:spacing w:val="-3"/>
-            <w:sz w:val="22"/>
-            <w:szCs w:val="22"/>
+            <w:sz w:val="20"/>
+            <w:szCs w:val="20"/>
             <w:lang w:val="es-EC"/>
           </w:rPr>
           <w:id w:val="511267833"/>
@@ -1254,13 +1228,14 @@
             <w14:uncheckedState w14:val="2610" w14:font="MS Gothic"/>
           </w14:checkbox>
         </w:sdtPr>
+        <w:sdtEndPr/>
         <w:sdtContent>
           <w:r>
             <w:rPr>
               <w:rFonts w:ascii="Segoe UI Symbol" w:eastAsia="MS Gothic" w:hAnsi="Segoe UI Symbol" w:cs="Segoe UI Symbol"/>
               <w:spacing w:val="-3"/>
-              <w:sz w:val="22"/>
-              <w:szCs w:val="22"/>
+              <w:sz w:val="20"/>
+              <w:szCs w:val="20"/>
               <w:lang w:val="es-EC"/>
             </w:rPr>
             <w:t>☐</w:t>
@@ -1271,8 +1246,8 @@
         <w:rPr>
           <w:rFonts w:ascii="Titillium Web" w:hAnsi="Titillium Web"/>
           <w:spacing w:val="-3"/>
-          <w:sz w:val="22"/>
-          <w:szCs w:val="22"/>
+          <w:sz w:val="20"/>
+          <w:szCs w:val="20"/>
           <w:lang w:val="es-EC"/>
         </w:rPr>
         <w:t xml:space="preserve"> Incluido </w:t>
@@ -1282,8 +1257,8 @@
           <w:rPr>
             <w:rFonts w:ascii="Segoe UI Symbol" w:eastAsia="MS Gothic" w:hAnsi="Segoe UI Symbol" w:cs="Segoe UI Symbol"/>
             <w:spacing w:val="-3"/>
-            <w:sz w:val="22"/>
-            <w:szCs w:val="22"/>
+            <w:sz w:val="20"/>
+            <w:szCs w:val="20"/>
             <w:lang w:val="es-EC"/>
           </w:rPr>
           <w:id w:val="380366737"/>
@@ -1293,13 +1268,14 @@
             <w14:uncheckedState w14:val="2610" w14:font="MS Gothic"/>
           </w14:checkbox>
         </w:sdtPr>
+        <w:sdtEndPr/>
         <w:sdtContent>
           <w:r>
             <w:rPr>
               <w:rFonts w:ascii="Segoe UI Symbol" w:eastAsia="MS Gothic" w:hAnsi="Segoe UI Symbol" w:cs="Segoe UI Symbol"/>
               <w:spacing w:val="-3"/>
-              <w:sz w:val="22"/>
-              <w:szCs w:val="22"/>
+              <w:sz w:val="20"/>
+              <w:szCs w:val="20"/>
               <w:lang w:val="es-EC"/>
             </w:rPr>
             <w:t>☐</w:t>
@@ -1310,8 +1286,8 @@
         <w:rPr>
           <w:rFonts w:ascii="Titillium Web" w:hAnsi="Titillium Web"/>
           <w:spacing w:val="-3"/>
-          <w:sz w:val="22"/>
-          <w:szCs w:val="22"/>
+          <w:sz w:val="20"/>
+          <w:szCs w:val="20"/>
           <w:lang w:val="es-EC"/>
         </w:rPr>
         <w:t xml:space="preserve"> No aplica.</w:t>
@@ -1327,8 +1303,8 @@
         <w:rPr>
           <w:rFonts w:ascii="Titillium Web" w:hAnsi="Titillium Web"/>
           <w:spacing w:val="-3"/>
-          <w:sz w:val="22"/>
-          <w:szCs w:val="22"/>
+          <w:sz w:val="20"/>
+          <w:szCs w:val="20"/>
           <w:lang w:val="es-EC"/>
         </w:rPr>
       </w:pPr>
@@ -1338,8 +1314,8 @@
           <w:b/>
           <w:bCs/>
           <w:spacing w:val="-3"/>
-          <w:sz w:val="22"/>
-          <w:szCs w:val="22"/>
+          <w:sz w:val="20"/>
+          <w:szCs w:val="20"/>
           <w:lang w:val="es-EC"/>
         </w:rPr>
         <w:t xml:space="preserve">Administración de </w:t>
@@ -1350,8 +1326,8 @@
           <w:b/>
           <w:bCs/>
           <w:spacing w:val="-3"/>
-          <w:sz w:val="22"/>
-          <w:szCs w:val="22"/>
+          <w:sz w:val="20"/>
+          <w:szCs w:val="20"/>
           <w:lang w:val="es-EC"/>
         </w:rPr>
         <w:t>instrumento jurídico</w:t>
@@ -1362,8 +1338,8 @@
           <w:b/>
           <w:bCs/>
           <w:spacing w:val="-3"/>
-          <w:sz w:val="22"/>
-          <w:szCs w:val="22"/>
+          <w:sz w:val="20"/>
+          <w:szCs w:val="20"/>
           <w:lang w:val="es-EC"/>
         </w:rPr>
         <w:t xml:space="preserve">:  </w:t>
@@ -1372,8 +1348,8 @@
         <w:rPr>
           <w:rFonts w:ascii="Titillium Web" w:hAnsi="Titillium Web"/>
           <w:spacing w:val="-3"/>
-          <w:sz w:val="22"/>
-          <w:szCs w:val="22"/>
+          <w:sz w:val="20"/>
+          <w:szCs w:val="20"/>
           <w:lang w:val="es-EC"/>
         </w:rPr>
         <w:t>{ac}.</w:t>
@@ -1385,8 +1361,8 @@
         <w:rPr>
           <w:rFonts w:ascii="Titillium Web" w:hAnsi="Titillium Web"/>
           <w:spacing w:val="-3"/>
-          <w:sz w:val="22"/>
-          <w:szCs w:val="22"/>
+          <w:sz w:val="20"/>
+          <w:szCs w:val="20"/>
           <w:lang w:val="es-EC"/>
         </w:rPr>
       </w:pPr>
@@ -1404,8 +1380,8 @@
           <w:b/>
           <w:bCs/>
           <w:spacing w:val="-3"/>
-          <w:sz w:val="22"/>
-          <w:szCs w:val="22"/>
+          <w:sz w:val="20"/>
+          <w:szCs w:val="20"/>
           <w:lang w:val="es-EC"/>
         </w:rPr>
       </w:pPr>
@@ -1415,8 +1391,8 @@
           <w:b/>
           <w:bCs/>
           <w:spacing w:val="-3"/>
-          <w:sz w:val="22"/>
-          <w:szCs w:val="22"/>
+          <w:sz w:val="20"/>
+          <w:szCs w:val="20"/>
           <w:lang w:val="es-EC"/>
         </w:rPr>
         <w:t>CONDICIONES PARA LA PRESENTACIÓN DE LA COTIZACIÓN</w:t>
@@ -1432,8 +1408,8 @@
           <w:b/>
           <w:bCs/>
           <w:spacing w:val="-3"/>
-          <w:sz w:val="22"/>
-          <w:szCs w:val="22"/>
+          <w:sz w:val="20"/>
+          <w:szCs w:val="20"/>
           <w:lang w:val="es-EC"/>
         </w:rPr>
       </w:pPr>
@@ -1448,8 +1424,8 @@
         <w:rPr>
           <w:rFonts w:ascii="Titillium Web" w:hAnsi="Titillium Web"/>
           <w:spacing w:val="-3"/>
-          <w:sz w:val="22"/>
-          <w:szCs w:val="22"/>
+          <w:sz w:val="20"/>
+          <w:szCs w:val="20"/>
           <w:lang w:val="es-EC"/>
         </w:rPr>
       </w:pPr>
@@ -1459,8 +1435,8 @@
           <w:b/>
           <w:bCs/>
           <w:spacing w:val="-3"/>
-          <w:sz w:val="22"/>
-          <w:szCs w:val="22"/>
+          <w:sz w:val="20"/>
+          <w:szCs w:val="20"/>
           <w:lang w:val="es-EC"/>
         </w:rPr>
         <w:t>Validez mínima de la oferta:</w:t>
@@ -1469,8 +1445,8 @@
         <w:rPr>
           <w:rFonts w:ascii="Titillium Web" w:hAnsi="Titillium Web"/>
           <w:spacing w:val="-3"/>
-          <w:sz w:val="22"/>
-          <w:szCs w:val="22"/>
+          <w:sz w:val="20"/>
+          <w:szCs w:val="20"/>
           <w:lang w:val="es-EC"/>
         </w:rPr>
         <w:t xml:space="preserve"> treinta (30) días calendario.</w:t>
@@ -1486,8 +1462,8 @@
         <w:rPr>
           <w:rFonts w:ascii="Titillium Web" w:hAnsi="Titillium Web"/>
           <w:spacing w:val="-3"/>
-          <w:sz w:val="22"/>
-          <w:szCs w:val="22"/>
+          <w:sz w:val="20"/>
+          <w:szCs w:val="20"/>
           <w:lang w:val="es-EC"/>
         </w:rPr>
       </w:pPr>
@@ -1497,8 +1473,8 @@
           <w:b/>
           <w:bCs/>
           <w:spacing w:val="-3"/>
-          <w:sz w:val="22"/>
-          <w:szCs w:val="22"/>
+          <w:sz w:val="20"/>
+          <w:szCs w:val="20"/>
           <w:lang w:val="es-EC"/>
         </w:rPr>
         <w:t>Criterio de adjudicación:</w:t>
@@ -1507,8 +1483,8 @@
         <w:rPr>
           <w:rFonts w:ascii="Titillium Web" w:hAnsi="Titillium Web"/>
           <w:spacing w:val="-3"/>
-          <w:sz w:val="22"/>
-          <w:szCs w:val="22"/>
+          <w:sz w:val="20"/>
+          <w:szCs w:val="20"/>
           <w:lang w:val="es-EC"/>
         </w:rPr>
         <w:t xml:space="preserve"> De conformidad con las condiciones técnicas y presupuesto referencial.</w:t>
@@ -1524,8 +1500,8 @@
         <w:rPr>
           <w:rFonts w:ascii="Titillium Web" w:hAnsi="Titillium Web"/>
           <w:spacing w:val="-3"/>
-          <w:sz w:val="22"/>
-          <w:szCs w:val="22"/>
+          <w:sz w:val="20"/>
+          <w:szCs w:val="20"/>
           <w:lang w:val="es-EC"/>
         </w:rPr>
       </w:pPr>
@@ -1535,8 +1511,8 @@
           <w:b/>
           <w:bCs/>
           <w:spacing w:val="-3"/>
-          <w:sz w:val="22"/>
-          <w:szCs w:val="22"/>
+          <w:sz w:val="20"/>
+          <w:szCs w:val="20"/>
           <w:lang w:val="es-EC"/>
         </w:rPr>
         <w:t>Forma de envío:</w:t>
@@ -1545,8 +1521,8 @@
         <w:rPr>
           <w:rFonts w:ascii="Titillium Web" w:hAnsi="Titillium Web"/>
           <w:spacing w:val="-3"/>
-          <w:sz w:val="22"/>
-          <w:szCs w:val="22"/>
+          <w:sz w:val="20"/>
+          <w:szCs w:val="20"/>
           <w:lang w:val="es-EC"/>
         </w:rPr>
         <w:t xml:space="preserve"> Correo electrónico a {acCorreo} o entrega en las oficinas administrativas del área protegida {area}.</w:t>
@@ -1562,8 +1538,8 @@
         <w:rPr>
           <w:rFonts w:ascii="Titillium Web" w:hAnsi="Titillium Web"/>
           <w:spacing w:val="-3"/>
-          <w:sz w:val="22"/>
-          <w:szCs w:val="22"/>
+          <w:sz w:val="20"/>
+          <w:szCs w:val="20"/>
           <w:lang w:val="es-EC"/>
         </w:rPr>
       </w:pPr>
@@ -1573,8 +1549,8 @@
           <w:b/>
           <w:bCs/>
           <w:spacing w:val="-3"/>
-          <w:sz w:val="22"/>
-          <w:szCs w:val="22"/>
+          <w:sz w:val="20"/>
+          <w:szCs w:val="20"/>
           <w:lang w:val="es-EC"/>
         </w:rPr>
         <w:t>Fecha y hora límite de recepción:</w:t>
@@ -1583,41 +1559,41 @@
         <w:rPr>
           <w:rFonts w:ascii="Titillium Web" w:hAnsi="Titillium Web"/>
           <w:spacing w:val="-3"/>
-          <w:sz w:val="22"/>
-          <w:szCs w:val="22"/>
+          <w:sz w:val="20"/>
+          <w:szCs w:val="20"/>
           <w:lang w:val="es-EC"/>
         </w:rPr>
         <w:t xml:space="preserve"> </w:t>
       </w:r>
-      <w:commentRangeStart w:id="5"/>
-      <w:r>
-        <w:rPr>
-          <w:rFonts w:ascii="Titillium Web" w:hAnsi="Titillium Web"/>
-          <w:spacing w:val="-3"/>
-          <w:sz w:val="22"/>
-          <w:szCs w:val="22"/>
+      <w:commentRangeStart w:id="6"/>
+      <w:r>
+        <w:rPr>
+          <w:rFonts w:ascii="Titillium Web" w:hAnsi="Titillium Web"/>
+          <w:spacing w:val="-3"/>
+          <w:sz w:val="20"/>
+          <w:szCs w:val="20"/>
           <w:lang w:val="es-EC"/>
         </w:rPr>
         <w:t>{fechaLimite}</w:t>
       </w:r>
-      <w:commentRangeEnd w:id="5"/>
+      <w:commentRangeEnd w:id="6"/>
       <w:r>
         <w:rPr>
           <w:rStyle w:val="Refdecomentario"/>
           <w:rFonts w:ascii="Titillium Web" w:hAnsi="Titillium Web"/>
           <w:spacing w:val="-3"/>
-          <w:sz w:val="22"/>
-          <w:szCs w:val="22"/>
-          <w:lang w:val="es-EC"/>
-        </w:rPr>
-        <w:commentReference w:id="5"/>
-      </w:r>
-      <w:r>
-        <w:rPr>
-          <w:rFonts w:ascii="Titillium Web" w:hAnsi="Titillium Web"/>
-          <w:spacing w:val="-3"/>
-          <w:sz w:val="22"/>
-          <w:szCs w:val="22"/>
+          <w:sz w:val="20"/>
+          <w:szCs w:val="20"/>
+          <w:lang w:val="es-EC"/>
+        </w:rPr>
+        <w:commentReference w:id="6"/>
+      </w:r>
+      <w:r>
+        <w:rPr>
+          <w:rFonts w:ascii="Titillium Web" w:hAnsi="Titillium Web"/>
+          <w:spacing w:val="-3"/>
+          <w:sz w:val="20"/>
+          <w:szCs w:val="20"/>
           <w:lang w:val="es-EC"/>
         </w:rPr>
         <w:t>.</w:t>
@@ -1630,8 +1606,8 @@
         <w:rPr>
           <w:rFonts w:ascii="Titillium Web" w:hAnsi="Titillium Web"/>
           <w:spacing w:val="-3"/>
-          <w:sz w:val="22"/>
-          <w:szCs w:val="22"/>
+          <w:sz w:val="20"/>
+          <w:szCs w:val="20"/>
           <w:lang w:val="es-EC"/>
         </w:rPr>
       </w:pPr>
@@ -1649,8 +1625,8 @@
           <w:b/>
           <w:bCs/>
           <w:spacing w:val="-3"/>
-          <w:sz w:val="22"/>
-          <w:szCs w:val="22"/>
+          <w:sz w:val="20"/>
+          <w:szCs w:val="20"/>
           <w:lang w:val="es-EC"/>
         </w:rPr>
       </w:pPr>
@@ -1660,8 +1636,8 @@
           <w:b/>
           <w:bCs/>
           <w:spacing w:val="-3"/>
-          <w:sz w:val="22"/>
-          <w:szCs w:val="22"/>
+          <w:sz w:val="20"/>
+          <w:szCs w:val="20"/>
           <w:lang w:val="es-EC"/>
         </w:rPr>
         <w:t>INFORMACIÓN AL PROVEEDOR INVITADO</w:t>
@@ -1677,8 +1653,8 @@
           <w:b/>
           <w:bCs/>
           <w:spacing w:val="-3"/>
-          <w:sz w:val="22"/>
-          <w:szCs w:val="22"/>
+          <w:sz w:val="20"/>
+          <w:szCs w:val="20"/>
           <w:lang w:val="es-EC"/>
         </w:rPr>
       </w:pPr>
@@ -1689,17 +1665,17 @@
         <w:rPr>
           <w:rFonts w:ascii="Titillium Web" w:hAnsi="Titillium Web"/>
           <w:spacing w:val="-3"/>
-          <w:sz w:val="22"/>
-          <w:szCs w:val="22"/>
-          <w:lang w:val="es-EC"/>
-        </w:rPr>
-      </w:pPr>
-      <w:r>
-        <w:rPr>
-          <w:rFonts w:ascii="Titillium Web" w:hAnsi="Titillium Web"/>
-          <w:spacing w:val="-3"/>
-          <w:sz w:val="22"/>
-          <w:szCs w:val="22"/>
+          <w:sz w:val="20"/>
+          <w:szCs w:val="20"/>
+          <w:lang w:val="es-EC"/>
+        </w:rPr>
+      </w:pPr>
+      <w:r>
+        <w:rPr>
+          <w:rFonts w:ascii="Titillium Web" w:hAnsi="Titillium Web"/>
+          <w:spacing w:val="-3"/>
+          <w:sz w:val="20"/>
+          <w:szCs w:val="20"/>
           <w:lang w:val="es-EC"/>
         </w:rPr>
         <w:t>Se recuerda que:</w:t>
@@ -1711,8 +1687,8 @@
         <w:rPr>
           <w:rFonts w:ascii="Titillium Web" w:hAnsi="Titillium Web"/>
           <w:spacing w:val="-3"/>
-          <w:sz w:val="22"/>
-          <w:szCs w:val="22"/>
+          <w:sz w:val="20"/>
+          <w:szCs w:val="20"/>
           <w:lang w:val="es-EC"/>
         </w:rPr>
       </w:pPr>
@@ -1727,17 +1703,17 @@
         <w:rPr>
           <w:rFonts w:ascii="Titillium Web" w:hAnsi="Titillium Web"/>
           <w:spacing w:val="-3"/>
-          <w:sz w:val="22"/>
-          <w:szCs w:val="22"/>
-          <w:lang w:val="es-EC"/>
-        </w:rPr>
-      </w:pPr>
-      <w:r>
-        <w:rPr>
-          <w:rFonts w:ascii="Titillium Web" w:hAnsi="Titillium Web"/>
-          <w:spacing w:val="-3"/>
-          <w:sz w:val="22"/>
-          <w:szCs w:val="22"/>
+          <w:sz w:val="20"/>
+          <w:szCs w:val="20"/>
+          <w:lang w:val="es-EC"/>
+        </w:rPr>
+      </w:pPr>
+      <w:r>
+        <w:rPr>
+          <w:rFonts w:ascii="Titillium Web" w:hAnsi="Titillium Web"/>
+          <w:spacing w:val="-3"/>
+          <w:sz w:val="20"/>
+          <w:szCs w:val="20"/>
           <w:lang w:val="es-EC"/>
         </w:rPr>
         <w:t xml:space="preserve">La cotización será revisada y validada por {ac} – </w:t>
@@ -1748,11 +1724,11 @@
           <w:b/>
           <w:bCs/>
           <w:spacing w:val="-3"/>
-          <w:sz w:val="22"/>
-          <w:szCs w:val="22"/>
-          <w:lang w:val="es-EC"/>
-        </w:rPr>
-        <w:t xml:space="preserve">{administradoracontadora}</w:t>
+          <w:sz w:val="20"/>
+          <w:szCs w:val="20"/>
+          <w:lang w:val="es-EC"/>
+        </w:rPr>
+        <w:t>{administradoracontadora}</w:t>
       </w:r>
       <w:r>
         <w:rPr>
@@ -1760,8 +1736,8 @@
           <w:b/>
           <w:bCs/>
           <w:spacing w:val="-3"/>
-          <w:sz w:val="22"/>
-          <w:szCs w:val="22"/>
+          <w:sz w:val="20"/>
+          <w:szCs w:val="20"/>
           <w:lang w:val="es-EC"/>
         </w:rPr>
         <w:t xml:space="preserve"> </w:t>
@@ -1770,8 +1746,8 @@
         <w:rPr>
           <w:rFonts w:ascii="Titillium Web" w:hAnsi="Titillium Web"/>
           <w:spacing w:val="-3"/>
-          <w:sz w:val="22"/>
-          <w:szCs w:val="22"/>
+          <w:sz w:val="20"/>
+          <w:szCs w:val="20"/>
           <w:lang w:val="es-EC"/>
         </w:rPr>
         <w:t xml:space="preserve">y {jefe}  </w:t>
@@ -1780,8 +1756,8 @@
         <w:rPr>
           <w:rFonts w:ascii="Titillium Web" w:hAnsi="Titillium Web"/>
           <w:spacing w:val="-3"/>
-          <w:sz w:val="22"/>
-          <w:szCs w:val="22"/>
+          <w:sz w:val="20"/>
+          <w:szCs w:val="20"/>
           <w:lang w:val="es-EC"/>
         </w:rPr>
         <w:t xml:space="preserve">- </w:t>
@@ -1792,11 +1768,11 @@
           <w:b/>
           <w:bCs/>
           <w:spacing w:val="-3"/>
-          <w:sz w:val="22"/>
-          <w:szCs w:val="22"/>
-          <w:lang w:val="es-EC"/>
-        </w:rPr>
-        <w:t xml:space="preserve">{administradorAP}</w:t>
+          <w:sz w:val="20"/>
+          <w:szCs w:val="20"/>
+          <w:lang w:val="es-EC"/>
+        </w:rPr>
+        <w:t>{administradorAP}</w:t>
       </w:r>
       <w:r>
         <w:rPr>
@@ -1804,8 +1780,8 @@
           <w:b/>
           <w:bCs/>
           <w:spacing w:val="-3"/>
-          <w:sz w:val="22"/>
-          <w:szCs w:val="22"/>
+          <w:sz w:val="20"/>
+          <w:szCs w:val="20"/>
           <w:lang w:val="es-EC"/>
         </w:rPr>
         <w:t xml:space="preserve"> del área protegida por parte del MAE</w:t>
@@ -1814,8 +1790,8 @@
         <w:rPr>
           <w:rFonts w:ascii="Titillium Web" w:hAnsi="Titillium Web"/>
           <w:spacing w:val="-3"/>
-          <w:sz w:val="22"/>
-          <w:szCs w:val="22"/>
+          <w:sz w:val="20"/>
+          <w:szCs w:val="20"/>
           <w:lang w:val="es-EC"/>
         </w:rPr>
         <w:t>, conforme con los procedimientos establecidos en el Ciclo del FAP.</w:t>
@@ -1831,17 +1807,17 @@
         <w:rPr>
           <w:rFonts w:ascii="Titillium Web" w:hAnsi="Titillium Web"/>
           <w:spacing w:val="-3"/>
-          <w:sz w:val="22"/>
-          <w:szCs w:val="22"/>
-          <w:lang w:val="es-EC"/>
-        </w:rPr>
-      </w:pPr>
-      <w:r>
-        <w:rPr>
-          <w:rFonts w:ascii="Titillium Web" w:hAnsi="Titillium Web"/>
-          <w:spacing w:val="-3"/>
-          <w:sz w:val="22"/>
-          <w:szCs w:val="22"/>
+          <w:sz w:val="20"/>
+          <w:szCs w:val="20"/>
+          <w:lang w:val="es-EC"/>
+        </w:rPr>
+      </w:pPr>
+      <w:r>
+        <w:rPr>
+          <w:rFonts w:ascii="Titillium Web" w:hAnsi="Titillium Web"/>
+          <w:spacing w:val="-3"/>
+          <w:sz w:val="20"/>
+          <w:szCs w:val="20"/>
           <w:lang w:val="es-EC"/>
         </w:rPr>
         <w:t xml:space="preserve">En caso de resultar adjudicada su propuesta, se procederá con la formalización conforme al Ciclo del FAP, mediante </w:t>
@@ -1850,8 +1826,8 @@
         <w:rPr>
           <w:rFonts w:ascii="Titillium Web" w:hAnsi="Titillium Web"/>
           <w:spacing w:val="-3"/>
-          <w:sz w:val="22"/>
-          <w:szCs w:val="22"/>
+          <w:sz w:val="20"/>
+          <w:szCs w:val="20"/>
           <w:lang w:val="es-EC"/>
         </w:rPr>
         <w:t>el instrumento jurídico respectivo</w:t>
@@ -1860,8 +1836,8 @@
         <w:rPr>
           <w:rFonts w:ascii="Titillium Web" w:hAnsi="Titillium Web"/>
           <w:spacing w:val="-3"/>
-          <w:sz w:val="22"/>
-          <w:szCs w:val="22"/>
+          <w:sz w:val="20"/>
+          <w:szCs w:val="20"/>
           <w:lang w:val="es-EC"/>
         </w:rPr>
         <w:t xml:space="preserve"> según la naturaleza y condiciones del objeto.</w:t>
@@ -1877,18 +1853,18 @@
         <w:rPr>
           <w:rFonts w:ascii="Titillium Web" w:hAnsi="Titillium Web"/>
           <w:spacing w:val="-3"/>
-          <w:sz w:val="22"/>
-          <w:szCs w:val="22"/>
-          <w:lang w:val="es-EC"/>
-        </w:rPr>
-      </w:pPr>
-      <w:commentRangeStart w:id="6"/>
-      <w:r>
-        <w:rPr>
-          <w:rFonts w:ascii="Titillium Web" w:hAnsi="Titillium Web"/>
-          <w:spacing w:val="-3"/>
-          <w:sz w:val="22"/>
-          <w:szCs w:val="22"/>
+          <w:sz w:val="20"/>
+          <w:szCs w:val="20"/>
+          <w:lang w:val="es-EC"/>
+        </w:rPr>
+      </w:pPr>
+      <w:commentRangeStart w:id="7"/>
+      <w:r>
+        <w:rPr>
+          <w:rFonts w:ascii="Titillium Web" w:hAnsi="Titillium Web"/>
+          <w:spacing w:val="-3"/>
+          <w:sz w:val="20"/>
+          <w:szCs w:val="20"/>
           <w:lang w:val="es-EC"/>
         </w:rPr>
         <w:t xml:space="preserve">La </w:t>
@@ -1898,8 +1874,8 @@
           <w:rPr>
             <w:rFonts w:ascii="Titillium Web" w:hAnsi="Titillium Web"/>
             <w:spacing w:val="-3"/>
-            <w:sz w:val="22"/>
-            <w:szCs w:val="22"/>
+            <w:sz w:val="20"/>
+            <w:szCs w:val="20"/>
             <w:lang w:val="es-EC"/>
           </w:rPr>
           <w:id w:val="-418098246"/>
@@ -1912,13 +1888,14 @@
             <w:listItem w:displayText="cotización" w:value="cotización"/>
           </w:comboBox>
         </w:sdtPr>
+        <w:sdtEndPr/>
         <w:sdtContent>
           <w:r>
             <w:rPr>
               <w:rFonts w:ascii="Titillium Web" w:hAnsi="Titillium Web"/>
               <w:spacing w:val="-3"/>
-              <w:sz w:val="22"/>
-              <w:szCs w:val="22"/>
+              <w:sz w:val="20"/>
+              <w:szCs w:val="20"/>
               <w:lang w:val="es-EC"/>
             </w:rPr>
             <w:t>oferta/cotización</w:t>
@@ -1929,23 +1906,23 @@
         <w:rPr>
           <w:rFonts w:ascii="Titillium Web" w:hAnsi="Titillium Web"/>
           <w:spacing w:val="-3"/>
-          <w:sz w:val="22"/>
-          <w:szCs w:val="22"/>
+          <w:sz w:val="20"/>
+          <w:szCs w:val="20"/>
           <w:lang w:val="es-EC"/>
         </w:rPr>
         <w:t xml:space="preserve"> deberá detallar cualquier ajuste de precios, servicios adicionales, soporte técnico o condiciones de mantenimiento correspondientes.</w:t>
       </w:r>
-      <w:commentRangeEnd w:id="6"/>
+      <w:commentRangeEnd w:id="7"/>
       <w:r>
         <w:rPr>
           <w:rStyle w:val="Refdecomentario"/>
           <w:rFonts w:ascii="Titillium Web" w:hAnsi="Titillium Web"/>
           <w:spacing w:val="-3"/>
-          <w:sz w:val="22"/>
-          <w:szCs w:val="22"/>
-          <w:lang w:val="es-EC"/>
-        </w:rPr>
-        <w:commentReference w:id="6"/>
+          <w:sz w:val="20"/>
+          <w:szCs w:val="20"/>
+          <w:lang w:val="es-EC"/>
+        </w:rPr>
+        <w:commentReference w:id="7"/>
       </w:r>
     </w:p>
     <w:p>
@@ -1958,87 +1935,27 @@
         <w:rPr>
           <w:rFonts w:ascii="Titillium Web" w:hAnsi="Titillium Web"/>
           <w:spacing w:val="-3"/>
-          <w:sz w:val="22"/>
-          <w:szCs w:val="22"/>
-          <w:lang w:val="es-EC"/>
-        </w:rPr>
-      </w:pPr>
-      <w:r>
-        <w:rPr>
-          <w:rFonts w:ascii="Titillium Web" w:hAnsi="Titillium Web"/>
-          <w:spacing w:val="-3"/>
-          <w:sz w:val="22"/>
-          <w:szCs w:val="22"/>
-          <w:lang w:val="es-EC"/>
-        </w:rPr>
-        <w:t xml:space="preserve">En caso de que sea </w:t>
-      </w:r>
-      <w:r>
-        <w:rPr>
-          <w:rFonts w:ascii="Titillium Web" w:hAnsi="Titillium Web"/>
-          <w:spacing w:val="-3"/>
-          <w:sz w:val="22"/>
-          <w:szCs w:val="22"/>
-          <w:lang w:val="es-EC"/>
-        </w:rPr>
-        <w:t xml:space="preserve">{adjudicadoA}</w:t>
-      </w:r>
-      <w:r>
-        <w:rPr>
-          <w:rFonts w:ascii="Titillium Web" w:hAnsi="Titillium Web"/>
-          <w:spacing w:val="-3"/>
-          <w:sz w:val="22"/>
-          <w:szCs w:val="22"/>
-          <w:lang w:val="es-EC"/>
-        </w:rPr>
-        <w:t xml:space="preserve">, una vez </w:t>
-      </w:r>
-      <w:r>
-        <w:rPr>
-          <w:rFonts w:ascii="Titillium Web" w:hAnsi="Titillium Web"/>
-          <w:spacing w:val="-3"/>
-          <w:sz w:val="22"/>
-          <w:szCs w:val="22"/>
-          <w:lang w:val="es-EC"/>
-        </w:rPr>
-        <w:t xml:space="preserve">{finalizadoEntregado}</w:t>
-      </w:r>
-      <w:r>
-        <w:rPr>
-          <w:rFonts w:ascii="Titillium Web" w:hAnsi="Titillium Web"/>
-          <w:spacing w:val="-3"/>
-          <w:sz w:val="22"/>
-          <w:szCs w:val="22"/>
-          <w:lang w:val="es-EC"/>
-        </w:rPr>
-        <w:t xml:space="preserve">, </w:t>
-      </w:r>
-      <w:r>
-        <w:rPr>
-          <w:rFonts w:ascii="Titillium Web" w:hAnsi="Titillium Web"/>
-          <w:spacing w:val="-3"/>
-          <w:sz w:val="22"/>
-          <w:szCs w:val="22"/>
-          <w:lang w:val="es-EC"/>
-        </w:rPr>
-        <w:t xml:space="preserve">{ellaadministradorOrden}</w:t>
-      </w:r>
-      <w:r>
-        <w:rPr>
-          <w:rFonts w:ascii="Titillium Web" w:hAnsi="Titillium Web"/>
-          <w:spacing w:val="-3"/>
-          <w:sz w:val="22"/>
-          <w:szCs w:val="22"/>
-          <w:lang w:val="es-EC"/>
-        </w:rPr>
-        <w:t xml:space="preserve"> del instrumento jurídico</w:t>
-      </w:r>
-      <w:r>
-        <w:rPr>
-          <w:rFonts w:ascii="Titillium Web" w:hAnsi="Titillium Web"/>
-          <w:spacing w:val="-3"/>
-          <w:sz w:val="22"/>
-          <w:szCs w:val="22"/>
+          <w:sz w:val="20"/>
+          <w:szCs w:val="20"/>
+          <w:lang w:val="es-EC"/>
+        </w:rPr>
+      </w:pPr>
+      <w:r>
+        <w:rPr>
+          <w:rFonts w:ascii="Titillium Web" w:hAnsi="Titillium Web"/>
+          <w:spacing w:val="-3"/>
+          <w:sz w:val="20"/>
+          <w:szCs w:val="20"/>
+          <w:lang w:val="es-EC"/>
+        </w:rPr>
+        <w:t>En caso de que sea {adjudicadoA}, una vez {finalizadoEntregado}, {ellaadministradorOrden} del instrumento jurídico</w:t>
+      </w:r>
+      <w:r>
+        <w:rPr>
+          <w:rFonts w:ascii="Titillium Web" w:hAnsi="Titillium Web"/>
+          <w:spacing w:val="-3"/>
+          <w:sz w:val="20"/>
+          <w:szCs w:val="20"/>
         </w:rPr>
         <w:t xml:space="preserve"> ejecutará el protocolo de evaluación de proveedores, analizando el nivel de satisfacción y el apego a los cronogramas establecidos.</w:t>
       </w:r>
@@ -2050,8 +1967,8 @@
         <w:rPr>
           <w:rFonts w:ascii="Titillium Web" w:hAnsi="Titillium Web"/>
           <w:spacing w:val="-3"/>
-          <w:sz w:val="22"/>
-          <w:szCs w:val="22"/>
+          <w:sz w:val="20"/>
+          <w:szCs w:val="20"/>
           <w:lang w:val="es-EC"/>
         </w:rPr>
       </w:pPr>
@@ -2062,17 +1979,17 @@
         <w:rPr>
           <w:rFonts w:ascii="Titillium Web" w:hAnsi="Titillium Web"/>
           <w:spacing w:val="-3"/>
-          <w:sz w:val="22"/>
-          <w:szCs w:val="22"/>
-          <w:lang w:val="es-EC"/>
-        </w:rPr>
-      </w:pPr>
-      <w:r>
-        <w:rPr>
-          <w:rFonts w:ascii="Titillium Web" w:hAnsi="Titillium Web"/>
-          <w:spacing w:val="-3"/>
-          <w:sz w:val="22"/>
-          <w:szCs w:val="22"/>
+          <w:sz w:val="20"/>
+          <w:szCs w:val="20"/>
+          <w:lang w:val="es-EC"/>
+        </w:rPr>
+      </w:pPr>
+      <w:r>
+        <w:rPr>
+          <w:rFonts w:ascii="Titillium Web" w:hAnsi="Titillium Web"/>
+          <w:spacing w:val="-3"/>
+          <w:sz w:val="20"/>
+          <w:szCs w:val="20"/>
           <w:lang w:val="es-EC"/>
         </w:rPr>
         <w:t>Agradecemos remitir su propuesta dentro del plazo indicado, de lo contrario esta será descartada automáticamente.</w:t>
@@ -2084,8 +2001,8 @@
         <w:rPr>
           <w:rFonts w:ascii="Titillium Web" w:hAnsi="Titillium Web"/>
           <w:spacing w:val="-3"/>
-          <w:sz w:val="22"/>
-          <w:szCs w:val="22"/>
+          <w:sz w:val="20"/>
+          <w:szCs w:val="20"/>
           <w:lang w:val="es-ES_tradnl"/>
         </w:rPr>
       </w:pPr>
@@ -2096,8 +2013,8 @@
         <w:rPr>
           <w:rFonts w:ascii="Titillium Web" w:hAnsi="Titillium Web"/>
           <w:spacing w:val="-3"/>
-          <w:sz w:val="22"/>
-          <w:szCs w:val="22"/>
+          <w:sz w:val="20"/>
+          <w:szCs w:val="20"/>
           <w:lang w:val="es-ES_tradnl"/>
         </w:rPr>
       </w:pPr>
@@ -2105,8 +2022,8 @@
         <w:rPr>
           <w:rFonts w:ascii="Titillium Web" w:hAnsi="Titillium Web"/>
           <w:spacing w:val="-3"/>
-          <w:sz w:val="22"/>
-          <w:szCs w:val="22"/>
+          <w:sz w:val="20"/>
+          <w:szCs w:val="20"/>
           <w:lang w:val="es-ES_tradnl"/>
         </w:rPr>
         <w:t>Atentamente,</w:t>
@@ -2118,8 +2035,8 @@
         <w:rPr>
           <w:rFonts w:ascii="Titillium Web" w:hAnsi="Titillium Web"/>
           <w:spacing w:val="-3"/>
-          <w:sz w:val="22"/>
-          <w:szCs w:val="22"/>
+          <w:sz w:val="20"/>
+          <w:szCs w:val="20"/>
           <w:lang w:val="es-ES_tradnl"/>
         </w:rPr>
       </w:pPr>
@@ -2130,8 +2047,8 @@
         <w:rPr>
           <w:rFonts w:ascii="Titillium Web" w:hAnsi="Titillium Web"/>
           <w:spacing w:val="-3"/>
-          <w:sz w:val="22"/>
-          <w:szCs w:val="22"/>
+          <w:sz w:val="20"/>
+          <w:szCs w:val="20"/>
           <w:lang w:val="es-ES_tradnl"/>
         </w:rPr>
       </w:pPr>
@@ -2142,8 +2059,8 @@
         <w:rPr>
           <w:rFonts w:ascii="Titillium Web" w:hAnsi="Titillium Web"/>
           <w:spacing w:val="-3"/>
-          <w:sz w:val="22"/>
-          <w:szCs w:val="22"/>
+          <w:sz w:val="20"/>
+          <w:szCs w:val="20"/>
           <w:lang w:val="es-ES_tradnl"/>
         </w:rPr>
       </w:pPr>
@@ -2151,8 +2068,8 @@
         <w:rPr>
           <w:rFonts w:ascii="Titillium Web" w:hAnsi="Titillium Web"/>
           <w:spacing w:val="-3"/>
-          <w:sz w:val="22"/>
-          <w:szCs w:val="22"/>
+          <w:sz w:val="20"/>
+          <w:szCs w:val="20"/>
           <w:lang w:val="es-ES_tradnl"/>
         </w:rPr>
         <w:t>{jefe}</w:t>
@@ -2165,8 +2082,8 @@
           <w:rFonts w:ascii="Titillium Web" w:hAnsi="Titillium Web"/>
           <w:b/>
           <w:spacing w:val="-3"/>
-          <w:sz w:val="22"/>
-          <w:szCs w:val="22"/>
+          <w:sz w:val="20"/>
+          <w:szCs w:val="20"/>
           <w:lang w:val="es-ES_tradnl"/>
         </w:rPr>
       </w:pPr>
@@ -2175,19 +2092,19 @@
           <w:rFonts w:ascii="Titillium Web" w:hAnsi="Titillium Web"/>
           <w:b/>
           <w:spacing w:val="-3"/>
-          <w:sz w:val="22"/>
-          <w:szCs w:val="22"/>
+          <w:sz w:val="20"/>
+          <w:szCs w:val="20"/>
           <w:lang w:val="es-ES_tradnl"/>
         </w:rPr>
-        <w:t xml:space="preserve">{AdministradoraAP}</w:t>
+        <w:t>{AdministradoraAP}</w:t>
       </w:r>
       <w:r>
         <w:rPr>
           <w:rFonts w:ascii="Titillium Web" w:hAnsi="Titillium Web"/>
           <w:b/>
           <w:spacing w:val="-3"/>
-          <w:sz w:val="22"/>
-          <w:szCs w:val="22"/>
+          <w:sz w:val="20"/>
+          <w:szCs w:val="20"/>
           <w:lang w:val="es-ES_tradnl"/>
         </w:rPr>
         <w:t xml:space="preserve"> del </w:t>
@@ -2197,8 +2114,8 @@
           <w:rFonts w:ascii="Titillium Web" w:hAnsi="Titillium Web"/>
           <w:b/>
           <w:spacing w:val="-3"/>
-          <w:sz w:val="22"/>
-          <w:szCs w:val="22"/>
+          <w:sz w:val="20"/>
+          <w:szCs w:val="20"/>
           <w:lang w:val="es-ES_tradnl"/>
         </w:rPr>
         <w:t>á</w:t>
@@ -2208,8 +2125,8 @@
           <w:rFonts w:ascii="Titillium Web" w:hAnsi="Titillium Web"/>
           <w:b/>
           <w:spacing w:val="-3"/>
-          <w:sz w:val="22"/>
-          <w:szCs w:val="22"/>
+          <w:sz w:val="20"/>
+          <w:szCs w:val="20"/>
           <w:lang w:val="es-ES_tradnl"/>
         </w:rPr>
         <w:t xml:space="preserve">rea </w:t>
@@ -2219,8 +2136,8 @@
           <w:rFonts w:ascii="Titillium Web" w:hAnsi="Titillium Web"/>
           <w:b/>
           <w:spacing w:val="-3"/>
-          <w:sz w:val="22"/>
-          <w:szCs w:val="22"/>
+          <w:sz w:val="20"/>
+          <w:szCs w:val="20"/>
           <w:lang w:val="es-ES_tradnl"/>
         </w:rPr>
         <w:t>p</w:t>
@@ -2230,8 +2147,8 @@
           <w:rFonts w:ascii="Titillium Web" w:hAnsi="Titillium Web"/>
           <w:b/>
           <w:spacing w:val="-3"/>
-          <w:sz w:val="22"/>
-          <w:szCs w:val="22"/>
+          <w:sz w:val="20"/>
+          <w:szCs w:val="20"/>
           <w:lang w:val="es-ES_tradnl"/>
         </w:rPr>
         <w:t>rotegida</w:t>
@@ -2244,8 +2161,8 @@
           <w:rFonts w:ascii="Titillium Web" w:hAnsi="Titillium Web"/>
           <w:b/>
           <w:spacing w:val="-3"/>
-          <w:sz w:val="22"/>
-          <w:szCs w:val="22"/>
+          <w:sz w:val="20"/>
+          <w:szCs w:val="20"/>
           <w:lang w:val="es-ES_tradnl"/>
         </w:rPr>
       </w:pPr>
@@ -2254,8 +2171,8 @@
           <w:rFonts w:ascii="Titillium Web" w:hAnsi="Titillium Web"/>
           <w:b/>
           <w:spacing w:val="-3"/>
-          <w:sz w:val="22"/>
-          <w:szCs w:val="22"/>
+          <w:sz w:val="20"/>
+          <w:szCs w:val="20"/>
           <w:lang w:val="es-ES_tradnl"/>
         </w:rPr>
         <w:t>{area}</w:t>
@@ -2294,7 +2211,7 @@
         <w:rPr>
           <w:lang w:val="es-EC"/>
         </w:rPr>
-        <w:t>La invitación debe ser posterior al informe</w:t>
+        <w:t>La invitación debe ser posterior o en la misma fecha del inicio de proceso</w:t>
       </w:r>
     </w:p>
   </w:comment>
@@ -2336,7 +2253,7 @@
       </w:r>
     </w:p>
   </w:comment>
-  <w:comment w:id="3" w:author="Rodriguez Diego" w:date="2025-12-03T16:19:00Z" w:initials="DR">
+  <w:comment w:id="3" w:author="Rodriguez Diego" w:date="2026-09-11T15:25:00Z" w:initials="DR">
     <w:p>
       <w:pPr>
         <w:pStyle w:val="Textocomentario"/>
@@ -2351,11 +2268,11 @@
         <w:rPr>
           <w:lang w:val="es-EC"/>
         </w:rPr>
-        <w:t>Aquí incluir lo que ustedes necesitan</w:t>
+        <w:t>Para los servicios recurrentes deben poner: El plazo será contado a partir de la firma del instrumento jurídico hasta el 31 de diciembre de 2026 (o si es combustible 31 de enero de 2027)</w:t>
       </w:r>
     </w:p>
   </w:comment>
-  <w:comment w:id="4" w:author="Rodriguez Diego" w:date="2026-06-04T11:01:00Z" w:initials="DR">
+  <w:comment w:id="4" w:author="Rodriguez Diego" w:date="2025-12-03T16:19:00Z" w:initials="DR">
     <w:p>
       <w:pPr>
         <w:pStyle w:val="Textocomentario"/>
@@ -2370,11 +2287,11 @@
         <w:rPr>
           <w:lang w:val="es-EC"/>
         </w:rPr>
-        <w:t>Depende del caso, podría ser la garantía técnica de los bienes o del mantenimiento de vehículos</w:t>
+        <w:t>Aquí incluir lo que ustedes necesitan</w:t>
       </w:r>
     </w:p>
   </w:comment>
-  <w:comment w:id="5" w:author="Rodriguez Diego" w:date="2026-06-04T11:02:00Z" w:initials="DR">
+  <w:comment w:id="5" w:author="Rodriguez Diego" w:date="2026-06-04T11:01:00Z" w:initials="DR">
     <w:p>
       <w:pPr>
         <w:pStyle w:val="Textocomentario"/>
@@ -2389,11 +2306,30 @@
         <w:rPr>
           <w:lang w:val="es-EC"/>
         </w:rPr>
-        <w:t>Formato: 1 de enero de 2026 hasta las 17h00.</w:t>
+        <w:t>Depende del caso, podría ser la garantía técnica de los bienes o del mantenimiento de vehículos</w:t>
       </w:r>
     </w:p>
   </w:comment>
-  <w:comment w:id="6" w:author="Rodriguez Diego" w:date="2026-03-04T11:01:00Z" w:initials="DR">
+  <w:comment w:id="6" w:author="Rodriguez Diego" w:date="2026-06-04T11:02:00Z" w:initials="DR">
+    <w:p>
+      <w:pPr>
+        <w:pStyle w:val="Textocomentario"/>
+      </w:pPr>
+      <w:r>
+        <w:rPr>
+          <w:rStyle w:val="Refdecomentario"/>
+        </w:rPr>
+        <w:annotationRef/>
+      </w:r>
+      <w:r>
+        <w:rPr>
+          <w:lang w:val="es-EC"/>
+        </w:rPr>
+        <w:t>Formato: 1 de enero de 2026 hasta las 17h00.</w:t>
+      </w:r>
+    </w:p>
+  </w:comment>
+  <w:comment w:id="7" w:author="Rodriguez Diego" w:date="2026-03-04T11:01:00Z" w:initials="DR">
     <w:p>
       <w:pPr>
         <w:pStyle w:val="Textocomentario"/>
@@ -2420,6 +2356,7 @@
   <w15:commentEx w15:paraId="7152B3AF" w15:done="0"/>
   <w15:commentEx w15:paraId="42DFFA46" w15:done="0"/>
   <w15:commentEx w15:paraId="2591296C" w15:done="0"/>
+  <w15:commentEx w15:paraId="24891F9E" w15:done="0"/>
   <w15:commentEx w15:paraId="29EEFF27" w15:done="0"/>
   <w15:commentEx w15:paraId="7130E805" w15:done="0"/>
   <w15:commentEx w15:paraId="6C030E22" w15:done="0"/>
@@ -2432,6 +2369,7 @@
   <w16cex:commentExtensible w16cex:durableId="26AE88DF" w16cex:dateUtc="2026-03-04T16:03:00Z"/>
   <w16cex:commentExtensible w16cex:durableId="76F61C1F" w16cex:dateUtc="2026-05-05T21:10:00Z"/>
   <w16cex:commentExtensible w16cex:durableId="5916756B" w16cex:dateUtc="2026-01-12T16:29:00Z"/>
+  <w16cex:commentExtensible w16cex:durableId="7601F976" w16cex:dateUtc="2026-09-11T20:25:00Z"/>
   <w16cex:commentExtensible w16cex:durableId="51A9D17C" w16cex:dateUtc="2026-06-04T16:01:00Z"/>
   <w16cex:commentExtensible w16cex:durableId="74BCBDE8" w16cex:dateUtc="2026-06-04T16:02:00Z"/>
   <w16cex:commentExtensible w16cex:durableId="2813585D" w16cex:dateUtc="2026-03-04T16:01:00Z"/>
@@ -2443,6 +2381,7 @@
   <w16cid:commentId w16cid:paraId="7152B3AF" w16cid:durableId="26AE88DF"/>
   <w16cid:commentId w16cid:paraId="42DFFA46" w16cid:durableId="76F61C1F"/>
   <w16cid:commentId w16cid:paraId="2591296C" w16cid:durableId="5916756B"/>
+  <w16cid:commentId w16cid:paraId="24891F9E" w16cid:durableId="7601F976"/>
   <w16cid:commentId w16cid:paraId="29EEFF27" w16cid:durableId="29EEFF27"/>
   <w16cid:commentId w16cid:paraId="7130E805" w16cid:durableId="51A9D17C"/>
   <w16cid:commentId w16cid:paraId="6C030E22" w16cid:durableId="74BCBDE8"/>
@@ -2814,6 +2753,8 @@
             <w:rPr>
               <w:rFonts w:ascii="Titillium Web" w:hAnsi="Titillium Web" w:cs="Arial"/>
               <w:b/>
+              <w:sz w:val="20"/>
+              <w:szCs w:val="20"/>
               <w:lang w:val="es-MX"/>
             </w:rPr>
           </w:pPr>
@@ -2821,6 +2762,8 @@
             <w:rPr>
               <w:rFonts w:ascii="Titillium Web" w:hAnsi="Titillium Web" w:cs="Arial"/>
               <w:b/>
+              <w:sz w:val="20"/>
+              <w:szCs w:val="20"/>
               <w:lang w:val="es-MX"/>
             </w:rPr>
             <w:t xml:space="preserve">FONDO DE INVERSIÓN </w:t>
@@ -2836,6 +2779,8 @@
             <w:rPr>
               <w:rFonts w:ascii="Titillium Web" w:hAnsi="Titillium Web" w:cs="Arial"/>
               <w:b/>
+              <w:sz w:val="20"/>
+              <w:szCs w:val="20"/>
               <w:lang w:val="es-MX"/>
             </w:rPr>
           </w:pPr>
@@ -2843,6 +2788,8 @@
             <w:rPr>
               <w:rFonts w:ascii="Titillium Web" w:hAnsi="Titillium Web" w:cs="Arial"/>
               <w:b/>
+              <w:sz w:val="20"/>
+              <w:szCs w:val="20"/>
               <w:lang w:val="es-MX"/>
             </w:rPr>
             <w:t>AMBIENTAL SOSTENIBLE</w:t>
@@ -2866,23 +2813,23 @@
             <w:rPr>
               <w:rFonts w:ascii="Titillium Web" w:hAnsi="Titillium Web" w:cs="Calibri"/>
               <w:color w:val="000000"/>
-              <w:sz w:val="18"/>
-              <w:szCs w:val="18"/>
+              <w:sz w:val="20"/>
+              <w:szCs w:val="20"/>
             </w:rPr>
           </w:pPr>
           <w:r>
             <w:rPr>
               <w:rFonts w:ascii="Titillium Web" w:hAnsi="Titillium Web" w:cs="Arial"/>
-              <w:sz w:val="18"/>
-              <w:szCs w:val="18"/>
+              <w:sz w:val="20"/>
+              <w:szCs w:val="20"/>
             </w:rPr>
             <w:t>Código: FAP-202</w:t>
           </w:r>
           <w:r>
             <w:rPr>
               <w:rFonts w:ascii="Titillium Web" w:hAnsi="Titillium Web" w:cs="Arial"/>
-              <w:sz w:val="18"/>
-              <w:szCs w:val="18"/>
+              <w:sz w:val="20"/>
+              <w:szCs w:val="20"/>
             </w:rPr>
             <w:t>6-02</w:t>
           </w:r>
@@ -2936,6 +2883,8 @@
             <w:rPr>
               <w:rFonts w:ascii="Titillium Web" w:hAnsi="Titillium Web" w:cs="Arial"/>
               <w:b/>
+              <w:sz w:val="20"/>
+              <w:szCs w:val="20"/>
             </w:rPr>
           </w:pPr>
         </w:p>
@@ -2956,16 +2905,16 @@
             </w:tabs>
             <w:rPr>
               <w:rFonts w:ascii="Titillium Web" w:hAnsi="Titillium Web" w:cs="Arial"/>
-              <w:sz w:val="18"/>
-              <w:szCs w:val="18"/>
+              <w:sz w:val="20"/>
+              <w:szCs w:val="20"/>
               <w:lang w:val="en-US"/>
             </w:rPr>
           </w:pPr>
           <w:r>
             <w:rPr>
               <w:rFonts w:ascii="Titillium Web" w:hAnsi="Titillium Web" w:cs="Arial"/>
-              <w:sz w:val="18"/>
-              <w:szCs w:val="18"/>
+              <w:sz w:val="20"/>
+              <w:szCs w:val="20"/>
               <w:lang w:val="es-MX"/>
             </w:rPr>
             <w:t xml:space="preserve">Fecha: </w:t>
@@ -2973,8 +2922,8 @@
           <w:r>
             <w:rPr>
               <w:rFonts w:ascii="Titillium Web" w:hAnsi="Titillium Web" w:cs="Arial"/>
-              <w:sz w:val="18"/>
-              <w:szCs w:val="18"/>
+              <w:sz w:val="20"/>
+              <w:szCs w:val="20"/>
               <w:lang w:val="es-MX"/>
             </w:rPr>
             <w:t>4</w:t>
@@ -2982,8 +2931,8 @@
           <w:r>
             <w:rPr>
               <w:rFonts w:ascii="Titillium Web" w:hAnsi="Titillium Web" w:cs="Arial"/>
-              <w:sz w:val="18"/>
-              <w:szCs w:val="18"/>
+              <w:sz w:val="20"/>
+              <w:szCs w:val="20"/>
               <w:lang w:val="es-MX"/>
             </w:rPr>
             <w:t>/</w:t>
@@ -2991,8 +2940,8 @@
           <w:r>
             <w:rPr>
               <w:rFonts w:ascii="Titillium Web" w:hAnsi="Titillium Web" w:cs="Arial"/>
-              <w:sz w:val="18"/>
-              <w:szCs w:val="18"/>
+              <w:sz w:val="20"/>
+              <w:szCs w:val="20"/>
               <w:lang w:val="es-MX"/>
             </w:rPr>
             <w:t>6</w:t>
@@ -3000,8 +2949,8 @@
           <w:r>
             <w:rPr>
               <w:rFonts w:ascii="Titillium Web" w:hAnsi="Titillium Web" w:cs="Arial"/>
-              <w:sz w:val="18"/>
-              <w:szCs w:val="18"/>
+              <w:sz w:val="20"/>
+              <w:szCs w:val="20"/>
               <w:lang w:val="es-MX"/>
             </w:rPr>
             <w:t>/202</w:t>
@@ -3009,8 +2958,8 @@
           <w:r>
             <w:rPr>
               <w:rFonts w:ascii="Titillium Web" w:hAnsi="Titillium Web" w:cs="Arial"/>
-              <w:sz w:val="18"/>
-              <w:szCs w:val="18"/>
+              <w:sz w:val="20"/>
+              <w:szCs w:val="20"/>
               <w:lang w:val="es-MX"/>
             </w:rPr>
             <w:t>6</w:t>
@@ -3021,7 +2970,7 @@
     <w:tr>
       <w:trPr>
         <w:cantSplit/>
-        <w:trHeight w:val="547"/>
+        <w:trHeight w:val="70"/>
       </w:trPr>
       <w:tc>
         <w:tcPr>
@@ -3061,12 +3010,16 @@
             <w:rPr>
               <w:rFonts w:ascii="Titillium Web" w:hAnsi="Titillium Web"/>
               <w:b/>
+              <w:sz w:val="20"/>
+              <w:szCs w:val="20"/>
             </w:rPr>
           </w:pPr>
           <w:r>
             <w:rPr>
               <w:rFonts w:ascii="Titillium Web" w:hAnsi="Titillium Web"/>
               <w:b/>
+              <w:sz w:val="20"/>
+              <w:szCs w:val="20"/>
             </w:rPr>
             <w:t>Solicitud de cotización e i</w:t>
           </w:r>
@@ -3074,6 +3027,8 @@
             <w:rPr>
               <w:rFonts w:ascii="Titillium Web" w:hAnsi="Titillium Web"/>
               <w:b/>
+              <w:sz w:val="20"/>
+              <w:szCs w:val="20"/>
             </w:rPr>
             <w:t>nvitación</w:t>
           </w:r>
@@ -3081,6 +3036,8 @@
             <w:rPr>
               <w:rFonts w:ascii="Titillium Web" w:hAnsi="Titillium Web"/>
               <w:b/>
+              <w:sz w:val="20"/>
+              <w:szCs w:val="20"/>
             </w:rPr>
             <w:t xml:space="preserve"> </w:t>
           </w:r>
@@ -3095,6 +3052,8 @@
               <w:rFonts w:ascii="Titillium Web" w:eastAsia="Batang" w:hAnsi="Titillium Web"/>
               <w:b/>
               <w:i/>
+              <w:sz w:val="20"/>
+              <w:szCs w:val="20"/>
             </w:rPr>
           </w:pPr>
           <w:r>
@@ -3102,6 +3061,8 @@
               <w:rFonts w:ascii="Titillium Web" w:eastAsia="Batang" w:hAnsi="Titillium Web"/>
               <w:b/>
               <w:iCs/>
+              <w:sz w:val="20"/>
+              <w:szCs w:val="20"/>
             </w:rPr>
             <w:t>{objeto}</w:t>
           </w:r>
@@ -6511,238 +6472,6 @@
   <w:docParts>
     <w:docPart>
       <w:docPartPr>
-        <w:name w:val="87D39CB4267B4849B1D7D71474F42BF5"/>
-        <w:category>
-          <w:name w:val="General"/>
-          <w:gallery w:val="placeholder"/>
-        </w:category>
-        <w:types>
-          <w:type w:val="bbPlcHdr"/>
-        </w:types>
-        <w:behaviors>
-          <w:behavior w:val="content"/>
-        </w:behaviors>
-        <w:guid w:val="{68F0CD24-1D22-4027-A774-BC564EFDE283}"/>
-      </w:docPartPr>
-      <w:docPartBody>
-        <w:p>
-          <w:pPr>
-            <w:pStyle w:val="87D39CB4267B4849B1D7D71474F42BF5"/>
-          </w:pPr>
-          <w:r>
-            <w:rPr>
-              <w:rStyle w:val="Textodelmarcadordeposicin"/>
-            </w:rPr>
-            <w:t>Elija un elemento.</w:t>
-          </w:r>
-        </w:p>
-      </w:docPartBody>
-    </w:docPart>
-    <w:docPart>
-      <w:docPartPr>
-        <w:name w:val="66783449CEF541F2B96C6B0133672A23"/>
-        <w:category>
-          <w:name w:val="General"/>
-          <w:gallery w:val="placeholder"/>
-        </w:category>
-        <w:types>
-          <w:type w:val="bbPlcHdr"/>
-        </w:types>
-        <w:behaviors>
-          <w:behavior w:val="content"/>
-        </w:behaviors>
-        <w:guid w:val="{2FD85D3C-BFD1-4127-A304-89590100C2F3}"/>
-      </w:docPartPr>
-      <w:docPartBody>
-        <w:p>
-          <w:pPr>
-            <w:pStyle w:val="66783449CEF541F2B96C6B0133672A23"/>
-          </w:pPr>
-          <w:r>
-            <w:rPr>
-              <w:rStyle w:val="Textodelmarcadordeposicin"/>
-            </w:rPr>
-            <w:t>Elija un elemento.</w:t>
-          </w:r>
-        </w:p>
-      </w:docPartBody>
-    </w:docPart>
-    <w:docPart>
-      <w:docPartPr>
-        <w:name w:val="214D013B888F46D0BA5B07811F2CDC35"/>
-        <w:category>
-          <w:name w:val="General"/>
-          <w:gallery w:val="placeholder"/>
-        </w:category>
-        <w:types>
-          <w:type w:val="bbPlcHdr"/>
-        </w:types>
-        <w:behaviors>
-          <w:behavior w:val="content"/>
-        </w:behaviors>
-        <w:guid w:val="{E31ADF7B-443E-4261-A78F-362EE65419D0}"/>
-      </w:docPartPr>
-      <w:docPartBody>
-        <w:p>
-          <w:pPr>
-            <w:pStyle w:val="214D013B888F46D0BA5B07811F2CDC35"/>
-          </w:pPr>
-          <w:r>
-            <w:rPr>
-              <w:rStyle w:val="Textodelmarcadordeposicin"/>
-            </w:rPr>
-            <w:t>Elija un elemento.</w:t>
-          </w:r>
-        </w:p>
-      </w:docPartBody>
-    </w:docPart>
-    <w:docPart>
-      <w:docPartPr>
-        <w:name w:val="BD5F0377DC824DA388020D344BCCF2BA"/>
-        <w:category>
-          <w:name w:val="General"/>
-          <w:gallery w:val="placeholder"/>
-        </w:category>
-        <w:types>
-          <w:type w:val="bbPlcHdr"/>
-        </w:types>
-        <w:behaviors>
-          <w:behavior w:val="content"/>
-        </w:behaviors>
-        <w:guid w:val="{8AC45CBA-072A-43EE-B772-7A92D26C279C}"/>
-      </w:docPartPr>
-      <w:docPartBody>
-        <w:p>
-          <w:pPr>
-            <w:pStyle w:val="BD5F0377DC824DA388020D344BCCF2BA"/>
-          </w:pPr>
-          <w:r>
-            <w:rPr>
-              <w:rStyle w:val="Textodelmarcadordeposicin"/>
-            </w:rPr>
-            <w:t>Elija un elemento.</w:t>
-          </w:r>
-        </w:p>
-      </w:docPartBody>
-    </w:docPart>
-    <w:docPart>
-      <w:docPartPr>
-        <w:name w:val="A5078527928C4A328350F4A8DC8A84A7"/>
-        <w:category>
-          <w:name w:val="General"/>
-          <w:gallery w:val="placeholder"/>
-        </w:category>
-        <w:types>
-          <w:type w:val="bbPlcHdr"/>
-        </w:types>
-        <w:behaviors>
-          <w:behavior w:val="content"/>
-        </w:behaviors>
-        <w:guid w:val="{8363C3E9-D8EC-4212-ACA4-CE6BC39DD108}"/>
-      </w:docPartPr>
-      <w:docPartBody>
-        <w:p>
-          <w:pPr>
-            <w:pStyle w:val="A5078527928C4A328350F4A8DC8A84A7"/>
-          </w:pPr>
-          <w:r>
-            <w:rPr>
-              <w:rStyle w:val="Textodelmarcadordeposicin"/>
-            </w:rPr>
-            <w:t>Elija un elemento.</w:t>
-          </w:r>
-        </w:p>
-      </w:docPartBody>
-    </w:docPart>
-    <w:docPart>
-      <w:docPartPr>
-        <w:name w:val="44ED63A99DF146FCBD8CDE37DFF8FE07"/>
-        <w:category>
-          <w:name w:val="General"/>
-          <w:gallery w:val="placeholder"/>
-        </w:category>
-        <w:types>
-          <w:type w:val="bbPlcHdr"/>
-        </w:types>
-        <w:behaviors>
-          <w:behavior w:val="content"/>
-        </w:behaviors>
-        <w:guid w:val="{EE62A8AF-6E05-4F7B-AC61-26D9406DF27D}"/>
-      </w:docPartPr>
-      <w:docPartBody>
-        <w:p>
-          <w:pPr>
-            <w:pStyle w:val="44ED63A99DF146FCBD8CDE37DFF8FE07"/>
-          </w:pPr>
-          <w:r>
-            <w:rPr>
-              <w:rStyle w:val="Textodelmarcadordeposicin"/>
-            </w:rPr>
-            <w:t>Elija un elemento.</w:t>
-          </w:r>
-        </w:p>
-      </w:docPartBody>
-    </w:docPart>
-    <w:docPart>
-      <w:docPartPr>
-        <w:name w:val="034554CFD4D54212916428463BE7EF44"/>
-        <w:category>
-          <w:name w:val="General"/>
-          <w:gallery w:val="placeholder"/>
-        </w:category>
-        <w:types>
-          <w:type w:val="bbPlcHdr"/>
-        </w:types>
-        <w:behaviors>
-          <w:behavior w:val="content"/>
-        </w:behaviors>
-        <w:guid w:val="{B2B10133-15DF-4173-A5BD-F8CC59C9F32E}"/>
-      </w:docPartPr>
-      <w:docPartBody>
-        <w:p>
-          <w:pPr>
-            <w:pStyle w:val="034554CFD4D54212916428463BE7EF44"/>
-          </w:pPr>
-          <w:r>
-            <w:rPr>
-              <w:rStyle w:val="Textodelmarcadordeposicin"/>
-            </w:rPr>
-            <w:t>Elija un elemento.</w:t>
-          </w:r>
-        </w:p>
-      </w:docPartBody>
-    </w:docPart>
-    <w:docPart>
-      <w:docPartPr>
-        <w:name w:val="28E3BD67786049A98E09903A6619725B"/>
-        <w:category>
-          <w:name w:val="General"/>
-          <w:gallery w:val="placeholder"/>
-        </w:category>
-        <w:types>
-          <w:type w:val="bbPlcHdr"/>
-        </w:types>
-        <w:behaviors>
-          <w:behavior w:val="content"/>
-        </w:behaviors>
-        <w:guid w:val="{948623B8-FE2E-4E95-9120-9CB0FDC1237A}"/>
-      </w:docPartPr>
-      <w:docPartBody>
-        <w:p>
-          <w:pPr>
-            <w:pStyle w:val="28E3BD67786049A98E09903A6619725B"/>
-          </w:pPr>
-          <w:r>
-            <w:rPr>
-              <w:rStyle w:val="Textodelmarcadordeposicin"/>
-            </w:rPr>
-            <w:t>Elija un elemento.</w:t>
-          </w:r>
-        </w:p>
-      </w:docPartBody>
-    </w:docPart>
-    <w:docPart>
-      <w:docPartPr>
         <w:name w:val="ED51AB908E294685B42107FAB581CE73"/>
         <w:category>
           <w:name w:val="General"/>
@@ -6760,93 +6489,6 @@
         <w:p>
           <w:pPr>
             <w:pStyle w:val="ED51AB908E294685B42107FAB581CE73"/>
-          </w:pPr>
-          <w:r>
-            <w:rPr>
-              <w:rStyle w:val="Textodelmarcadordeposicin"/>
-            </w:rPr>
-            <w:t>Elija un elemento.</w:t>
-          </w:r>
-        </w:p>
-      </w:docPartBody>
-    </w:docPart>
-    <w:docPart>
-      <w:docPartPr>
-        <w:name w:val="F3002BC950684AEF995E0C0D87613535"/>
-        <w:category>
-          <w:name w:val="General"/>
-          <w:gallery w:val="placeholder"/>
-        </w:category>
-        <w:types>
-          <w:type w:val="bbPlcHdr"/>
-        </w:types>
-        <w:behaviors>
-          <w:behavior w:val="content"/>
-        </w:behaviors>
-        <w:guid w:val="{9B5C3920-91EA-46CF-8406-DC6B963AA8DE}"/>
-      </w:docPartPr>
-      <w:docPartBody>
-        <w:p>
-          <w:pPr>
-            <w:pStyle w:val="F3002BC950684AEF995E0C0D87613535"/>
-          </w:pPr>
-          <w:r>
-            <w:rPr>
-              <w:rStyle w:val="Textodelmarcadordeposicin"/>
-            </w:rPr>
-            <w:t>Elija un elemento.</w:t>
-          </w:r>
-        </w:p>
-      </w:docPartBody>
-    </w:docPart>
-    <w:docPart>
-      <w:docPartPr>
-        <w:name w:val="A74D4F265BFC41DDA72898A49774E676"/>
-        <w:category>
-          <w:name w:val="General"/>
-          <w:gallery w:val="placeholder"/>
-        </w:category>
-        <w:types>
-          <w:type w:val="bbPlcHdr"/>
-        </w:types>
-        <w:behaviors>
-          <w:behavior w:val="content"/>
-        </w:behaviors>
-        <w:guid w:val="{D70D6A3A-0D13-4364-AA33-82E03B5CE669}"/>
-      </w:docPartPr>
-      <w:docPartBody>
-        <w:p>
-          <w:pPr>
-            <w:pStyle w:val="A74D4F265BFC41DDA72898A49774E676"/>
-          </w:pPr>
-          <w:r>
-            <w:rPr>
-              <w:rStyle w:val="Textodelmarcadordeposicin"/>
-            </w:rPr>
-            <w:t>Elija un elemento.</w:t>
-          </w:r>
-        </w:p>
-      </w:docPartBody>
-    </w:docPart>
-    <w:docPart>
-      <w:docPartPr>
-        <w:name w:val="D6E8AE41A5564A668E0D1093E9CA3562"/>
-        <w:category>
-          <w:name w:val="General"/>
-          <w:gallery w:val="placeholder"/>
-        </w:category>
-        <w:types>
-          <w:type w:val="bbPlcHdr"/>
-        </w:types>
-        <w:behaviors>
-          <w:behavior w:val="content"/>
-        </w:behaviors>
-        <w:guid w:val="{E2389CFD-3836-4534-AB90-2A2182529601}"/>
-      </w:docPartPr>
-      <w:docPartBody>
-        <w:p>
-          <w:pPr>
-            <w:pStyle w:val="D6E8AE41A5564A668E0D1093E9CA3562"/>
           </w:pPr>
           <w:r>
             <w:rPr>
@@ -7034,11 +6676,14 @@
     <w:rsid w:val="00210A11"/>
     <w:rsid w:val="002531B0"/>
     <w:rsid w:val="002A2972"/>
+    <w:rsid w:val="002B4ABA"/>
     <w:rsid w:val="00345DA0"/>
     <w:rsid w:val="00381FA8"/>
+    <w:rsid w:val="00457423"/>
     <w:rsid w:val="004C16B5"/>
     <w:rsid w:val="0055191E"/>
     <w:rsid w:val="00566DC2"/>
+    <w:rsid w:val="005A295E"/>
     <w:rsid w:val="005A7816"/>
     <w:rsid w:val="006016E4"/>
     <w:rsid w:val="0069591D"/>
@@ -7047,6 +6692,7 @@
     <w:rsid w:val="00724771"/>
     <w:rsid w:val="00742174"/>
     <w:rsid w:val="007958F7"/>
+    <w:rsid w:val="007C3D16"/>
     <w:rsid w:val="00984A20"/>
     <w:rsid w:val="009B0C6F"/>
     <w:rsid w:val="00AA1007"/>
@@ -7058,6 +6704,7 @@
     <w:rsid w:val="00CF1822"/>
     <w:rsid w:val="00D230FF"/>
     <w:rsid w:val="00D37D39"/>
+    <w:rsid w:val="00D64B27"/>
     <w:rsid w:val="00D76945"/>
     <w:rsid w:val="00F14F77"/>
     <w:rsid w:val="00F246F6"/>
@@ -7523,52 +7170,8 @@
       <w:color w:val="666666"/>
     </w:rPr>
   </w:style>
-  <w:style w:type="paragraph" w:customStyle="1" w:styleId="87D39CB4267B4849B1D7D71474F42BF5">
-    <w:name w:val="87D39CB4267B4849B1D7D71474F42BF5"/>
-    <w:rsid w:val="00B82CAB"/>
-  </w:style>
-  <w:style w:type="paragraph" w:customStyle="1" w:styleId="66783449CEF541F2B96C6B0133672A23">
-    <w:name w:val="66783449CEF541F2B96C6B0133672A23"/>
-    <w:rsid w:val="00B82CAB"/>
-  </w:style>
-  <w:style w:type="paragraph" w:customStyle="1" w:styleId="214D013B888F46D0BA5B07811F2CDC35">
-    <w:name w:val="214D013B888F46D0BA5B07811F2CDC35"/>
-    <w:rsid w:val="00B82CAB"/>
-  </w:style>
-  <w:style w:type="paragraph" w:customStyle="1" w:styleId="BD5F0377DC824DA388020D344BCCF2BA">
-    <w:name w:val="BD5F0377DC824DA388020D344BCCF2BA"/>
-    <w:rsid w:val="00B82CAB"/>
-  </w:style>
-  <w:style w:type="paragraph" w:customStyle="1" w:styleId="A5078527928C4A328350F4A8DC8A84A7">
-    <w:name w:val="A5078527928C4A328350F4A8DC8A84A7"/>
-    <w:rsid w:val="00B82CAB"/>
-  </w:style>
-  <w:style w:type="paragraph" w:customStyle="1" w:styleId="44ED63A99DF146FCBD8CDE37DFF8FE07">
-    <w:name w:val="44ED63A99DF146FCBD8CDE37DFF8FE07"/>
-    <w:rsid w:val="00B82CAB"/>
-  </w:style>
-  <w:style w:type="paragraph" w:customStyle="1" w:styleId="034554CFD4D54212916428463BE7EF44">
-    <w:name w:val="034554CFD4D54212916428463BE7EF44"/>
-    <w:rsid w:val="00B82CAB"/>
-  </w:style>
-  <w:style w:type="paragraph" w:customStyle="1" w:styleId="28E3BD67786049A98E09903A6619725B">
-    <w:name w:val="28E3BD67786049A98E09903A6619725B"/>
-    <w:rsid w:val="00B82CAB"/>
-  </w:style>
   <w:style w:type="paragraph" w:customStyle="1" w:styleId="ED51AB908E294685B42107FAB581CE73">
     <w:name w:val="ED51AB908E294685B42107FAB581CE73"/>
-    <w:rsid w:val="00B82CAB"/>
-  </w:style>
-  <w:style w:type="paragraph" w:customStyle="1" w:styleId="F3002BC950684AEF995E0C0D87613535">
-    <w:name w:val="F3002BC950684AEF995E0C0D87613535"/>
-    <w:rsid w:val="00B82CAB"/>
-  </w:style>
-  <w:style w:type="paragraph" w:customStyle="1" w:styleId="A74D4F265BFC41DDA72898A49774E676">
-    <w:name w:val="A74D4F265BFC41DDA72898A49774E676"/>
-    <w:rsid w:val="00B82CAB"/>
-  </w:style>
-  <w:style w:type="paragraph" w:customStyle="1" w:styleId="D6E8AE41A5564A668E0D1093E9CA3562">
-    <w:name w:val="D6E8AE41A5564A668E0D1093E9CA3562"/>
     <w:rsid w:val="00B82CAB"/>
   </w:style>
 </w:styles>
